--- a/tables/Alcohol_Descriptive_Analyses.docx
+++ b/tables/Alcohol_Descriptive_Analyses.docx
@@ -255,7 +255,7 @@
                 <w:i w:val="0"/>
                 <w:sz w:val="20"/>
               </w:rPr>
-              <w:t>44 (20–90)</w:t>
+              <w:t>44 (20–91)</w:t>
             </w:r>
           </w:p>
         </w:tc>
@@ -288,7 +288,7 @@
                 <w:i w:val="0"/>
                 <w:sz w:val="20"/>
               </w:rPr>
-              <w:t>81 (51–99)</w:t>
+              <w:t>91 (51–100)</w:t>
             </w:r>
           </w:p>
         </w:tc>
@@ -389,7 +389,7 @@
                 <w:i w:val="0"/>
                 <w:sz w:val="20"/>
               </w:rPr>
-              <w:t>1813</w:t>
+              <w:t>1890</w:t>
             </w:r>
           </w:p>
         </w:tc>
@@ -422,7 +422,7 @@
                 <w:i w:val="0"/>
                 <w:sz w:val="20"/>
               </w:rPr>
-              <w:t>1049</w:t>
+              <w:t>1126</w:t>
             </w:r>
           </w:p>
         </w:tc>
@@ -1329,7 +1329,7 @@
                 <w:i w:val="0"/>
                 <w:sz w:val="20"/>
               </w:rPr>
-              <w:t>22 (67%)</w:t>
+              <w:t>23 (70%)</w:t>
             </w:r>
           </w:p>
         </w:tc>
@@ -1362,7 +1362,7 @@
                 <w:i w:val="0"/>
                 <w:sz w:val="20"/>
               </w:rPr>
-              <w:t>8 (62%)</w:t>
+              <w:t>9 (69%)</w:t>
             </w:r>
           </w:p>
         </w:tc>
@@ -1731,7 +1731,7 @@
                 <w:i w:val="0"/>
                 <w:sz w:val="20"/>
               </w:rPr>
-              <w:t>2 (6%)</w:t>
+              <w:t>1 (3%)</w:t>
             </w:r>
           </w:p>
         </w:tc>
@@ -1764,7 +1764,7 @@
                 <w:i w:val="0"/>
                 <w:sz w:val="20"/>
               </w:rPr>
-              <w:t>2 (15%)</w:t>
+              <w:t>1 (8%)</w:t>
             </w:r>
           </w:p>
         </w:tc>
@@ -2804,7 +2804,7 @@
                 <w:i w:val="0"/>
                 <w:sz w:val="20"/>
               </w:rPr>
-              <w:t>88.7 (12.9), n=32</w:t>
+              <w:t>88.4 (12.9), n=32</w:t>
             </w:r>
           </w:p>
         </w:tc>
@@ -2837,7 +2837,7 @@
                 <w:i w:val="0"/>
                 <w:sz w:val="20"/>
               </w:rPr>
-              <w:t>81.4 (16.8), n=12</w:t>
+              <w:t>80.5 (16.4), n=12</w:t>
             </w:r>
           </w:p>
         </w:tc>
@@ -3207,7 +3207,7 @@
                 <w:i w:val="0"/>
                 <w:sz w:val="20"/>
               </w:rPr>
-              <w:t>12 (36%)</w:t>
+              <w:t>13 (39%)</w:t>
             </w:r>
           </w:p>
         </w:tc>
@@ -3240,7 +3240,7 @@
                 <w:i w:val="0"/>
                 <w:sz w:val="20"/>
               </w:rPr>
-              <w:t>12 (92%)</w:t>
+              <w:t>13 (100%)</w:t>
             </w:r>
           </w:p>
         </w:tc>
@@ -3790,7 +3790,7 @@
                 <w:i w:val="0"/>
                 <w:sz w:val="20"/>
               </w:rPr>
-              <w:t>61%</w:t>
+              <w:t>64%</w:t>
             </w:r>
           </w:p>
         </w:tc>
@@ -3823,7 +3823,7 @@
                 <w:i w:val="0"/>
                 <w:sz w:val="20"/>
               </w:rPr>
-              <w:t>46%</w:t>
+              <w:t>54%</w:t>
             </w:r>
           </w:p>
         </w:tc>
@@ -3924,7 +3924,7 @@
                 <w:i w:val="0"/>
                 <w:sz w:val="20"/>
               </w:rPr>
-              <w:t>48%</w:t>
+              <w:t>52%</w:t>
             </w:r>
           </w:p>
         </w:tc>
@@ -3957,7 +3957,7 @@
                 <w:i w:val="0"/>
                 <w:sz w:val="20"/>
               </w:rPr>
-              <w:t>38%</w:t>
+              <w:t>46%</w:t>
             </w:r>
           </w:p>
         </w:tc>
@@ -4058,7 +4058,7 @@
                 <w:i w:val="0"/>
                 <w:sz w:val="20"/>
               </w:rPr>
-              <w:t>33%</w:t>
+              <w:t>36%</w:t>
             </w:r>
           </w:p>
         </w:tc>
@@ -4091,7 +4091,7 @@
                 <w:i w:val="0"/>
                 <w:sz w:val="20"/>
               </w:rPr>
-              <w:t>8%</w:t>
+              <w:t>15%</w:t>
             </w:r>
           </w:p>
         </w:tc>
@@ -4192,7 +4192,7 @@
                 <w:i w:val="0"/>
                 <w:sz w:val="20"/>
               </w:rPr>
-              <w:t>64%</w:t>
+              <w:t>67%</w:t>
             </w:r>
           </w:p>
         </w:tc>
@@ -4225,7 +4225,7 @@
                 <w:i w:val="0"/>
                 <w:sz w:val="20"/>
               </w:rPr>
-              <w:t>62%</w:t>
+              <w:t>69%</w:t>
             </w:r>
           </w:p>
         </w:tc>
@@ -4728,7 +4728,7 @@
                 <w:i w:val="0"/>
                 <w:sz w:val="20"/>
               </w:rPr>
-              <w:t>70%</w:t>
+              <w:t>73%</w:t>
             </w:r>
           </w:p>
         </w:tc>
@@ -4761,7 +4761,7 @@
                 <w:i w:val="0"/>
                 <w:sz w:val="20"/>
               </w:rPr>
-              <w:t>62%</w:t>
+              <w:t>69%</w:t>
             </w:r>
           </w:p>
         </w:tc>
@@ -4862,7 +4862,7 @@
                 <w:i w:val="0"/>
                 <w:sz w:val="20"/>
               </w:rPr>
-              <w:t>79%</w:t>
+              <w:t>82%</w:t>
             </w:r>
           </w:p>
         </w:tc>
@@ -4895,7 +4895,7 @@
                 <w:i w:val="0"/>
                 <w:sz w:val="20"/>
               </w:rPr>
-              <w:t>46%</w:t>
+              <w:t>54%</w:t>
             </w:r>
           </w:p>
         </w:tc>
@@ -5771,7 +5771,7 @@
               <w:bottom w:w="80" w:type="dxa"/>
               <w:right w:w="120" w:type="dxa"/>
             </w:tcMar>
-            <w:shd w:val="clear" w:color="auto" w:fill="93E68C"/>
+            <w:shd w:val="clear" w:color="auto" w:fill="8CE68C"/>
           </w:tcPr>
           <w:p>
             <w:pPr>
@@ -5785,7 +5785,7 @@
                 <w:i w:val="0"/>
                 <w:sz w:val="20"/>
               </w:rPr>
-              <w:t>97%</w:t>
+              <w:t>100%</w:t>
             </w:r>
           </w:p>
         </w:tc>
@@ -5872,7 +5872,7 @@
               <w:bottom w:w="80" w:type="dxa"/>
               <w:right w:w="120" w:type="dxa"/>
             </w:tcMar>
-            <w:shd w:val="clear" w:color="auto" w:fill="E6E68C"/>
+            <w:shd w:val="clear" w:color="auto" w:fill="DFE68C"/>
           </w:tcPr>
           <w:p>
             <w:pPr>
@@ -5886,7 +5886,7 @@
                 <w:i w:val="0"/>
                 <w:sz w:val="20"/>
               </w:rPr>
-              <w:t>61%</w:t>
+              <w:t>64%</w:t>
             </w:r>
           </w:p>
         </w:tc>
@@ -5973,7 +5973,7 @@
               <w:bottom w:w="80" w:type="dxa"/>
               <w:right w:w="120" w:type="dxa"/>
             </w:tcMar>
-            <w:shd w:val="clear" w:color="auto" w:fill="FFFB8C"/>
+            <w:shd w:val="clear" w:color="auto" w:fill="FBE68C"/>
           </w:tcPr>
           <w:p>
             <w:pPr>
@@ -5987,7 +5987,7 @@
                 <w:i w:val="0"/>
                 <w:sz w:val="20"/>
               </w:rPr>
-              <w:t>48%</w:t>
+              <w:t>52%</w:t>
             </w:r>
           </w:p>
         </w:tc>
@@ -6074,7 +6074,7 @@
               <w:bottom w:w="80" w:type="dxa"/>
               <w:right w:w="120" w:type="dxa"/>
             </w:tcMar>
-            <w:shd w:val="clear" w:color="auto" w:fill="FFD88C"/>
+            <w:shd w:val="clear" w:color="auto" w:fill="FFDF8C"/>
           </w:tcPr>
           <w:p>
             <w:pPr>
@@ -6088,7 +6088,7 @@
                 <w:i w:val="0"/>
                 <w:sz w:val="20"/>
               </w:rPr>
-              <w:t>33%</w:t>
+              <w:t>36%</w:t>
             </w:r>
           </w:p>
         </w:tc>
@@ -6175,7 +6175,7 @@
               <w:bottom w:w="80" w:type="dxa"/>
               <w:right w:w="120" w:type="dxa"/>
             </w:tcMar>
-            <w:shd w:val="clear" w:color="auto" w:fill="DFE68C"/>
+            <w:shd w:val="clear" w:color="auto" w:fill="D8E68C"/>
           </w:tcPr>
           <w:p>
             <w:pPr>
@@ -6189,7 +6189,7 @@
                 <w:i w:val="0"/>
                 <w:sz w:val="20"/>
               </w:rPr>
-              <w:t>64%</w:t>
+              <w:t>67%</w:t>
             </w:r>
           </w:p>
         </w:tc>
@@ -6781,7 +6781,7 @@
               <w:bottom w:w="80" w:type="dxa"/>
               <w:right w:w="120" w:type="dxa"/>
             </w:tcMar>
-            <w:shd w:val="clear" w:color="auto" w:fill="D1E68C"/>
+            <w:shd w:val="clear" w:color="auto" w:fill="CAE68C"/>
           </w:tcPr>
           <w:p>
             <w:pPr>
@@ -6795,7 +6795,7 @@
                 <w:i w:val="0"/>
                 <w:sz w:val="20"/>
               </w:rPr>
-              <w:t>70%</w:t>
+              <w:t>73%</w:t>
             </w:r>
           </w:p>
         </w:tc>
@@ -6882,7 +6882,7 @@
               <w:bottom w:w="80" w:type="dxa"/>
               <w:right w:w="120" w:type="dxa"/>
             </w:tcMar>
-            <w:shd w:val="clear" w:color="auto" w:fill="BCE68C"/>
+            <w:shd w:val="clear" w:color="auto" w:fill="B5E68C"/>
           </w:tcPr>
           <w:p>
             <w:pPr>
@@ -6896,7 +6896,7 @@
                 <w:i w:val="0"/>
                 <w:sz w:val="20"/>
               </w:rPr>
-              <w:t>79%</w:t>
+              <w:t>82%</w:t>
             </w:r>
           </w:p>
         </w:tc>
@@ -7287,7 +7287,7 @@
               <w:bottom w:w="80" w:type="dxa"/>
               <w:right w:w="120" w:type="dxa"/>
             </w:tcMar>
-            <w:shd w:val="clear" w:color="auto" w:fill="99E68C"/>
+            <w:shd w:val="clear" w:color="auto" w:fill="93E68C"/>
           </w:tcPr>
           <w:p>
             <w:pPr>
@@ -7301,7 +7301,7 @@
                 <w:i w:val="0"/>
                 <w:sz w:val="20"/>
               </w:rPr>
-              <w:t>94%</w:t>
+              <w:t>97%</w:t>
             </w:r>
           </w:p>
         </w:tc>
@@ -7691,7 +7691,7 @@
               <w:bottom w:w="80" w:type="dxa"/>
               <w:right w:w="120" w:type="dxa"/>
             </w:tcMar>
-            <w:shd w:val="clear" w:color="auto" w:fill="FFAE8C"/>
+            <w:shd w:val="clear" w:color="auto" w:fill="FFB58C"/>
           </w:tcPr>
           <w:p>
             <w:pPr>
@@ -7705,7 +7705,7 @@
                 <w:i w:val="0"/>
                 <w:sz w:val="20"/>
               </w:rPr>
-              <w:t>15%</w:t>
+              <w:t>18%</w:t>
             </w:r>
           </w:p>
         </w:tc>
@@ -8096,7 +8096,7 @@
               <w:bottom w:w="80" w:type="dxa"/>
               <w:right w:w="120" w:type="dxa"/>
             </w:tcMar>
-            <w:shd w:val="clear" w:color="auto" w:fill="93E68C"/>
+            <w:shd w:val="clear" w:color="auto" w:fill="8CE68C"/>
           </w:tcPr>
           <w:p>
             <w:pPr>
@@ -8110,7 +8110,7 @@
                 <w:i w:val="0"/>
                 <w:sz w:val="20"/>
               </w:rPr>
-              <w:t>97%</w:t>
+              <w:t>100%</w:t>
             </w:r>
           </w:p>
         </w:tc>
@@ -8197,7 +8197,7 @@
               <w:bottom w:w="80" w:type="dxa"/>
               <w:right w:w="120" w:type="dxa"/>
             </w:tcMar>
-            <w:shd w:val="clear" w:color="auto" w:fill="B5E68C"/>
+            <w:shd w:val="clear" w:color="auto" w:fill="AEE68C"/>
           </w:tcPr>
           <w:p>
             <w:pPr>
@@ -8211,7 +8211,7 @@
                 <w:i w:val="0"/>
                 <w:sz w:val="20"/>
               </w:rPr>
-              <w:t>82%</w:t>
+              <w:t>85%</w:t>
             </w:r>
           </w:p>
         </w:tc>
@@ -9007,7 +9007,7 @@
               <w:bottom w:w="80" w:type="dxa"/>
               <w:right w:w="120" w:type="dxa"/>
             </w:tcMar>
-            <w:shd w:val="clear" w:color="auto" w:fill="99E68C"/>
+            <w:shd w:val="clear" w:color="auto" w:fill="93E68C"/>
           </w:tcPr>
           <w:p>
             <w:pPr>
@@ -9021,7 +9021,7 @@
                 <w:i w:val="0"/>
                 <w:sz w:val="20"/>
               </w:rPr>
-              <w:t>94%</w:t>
+              <w:t>97%</w:t>
             </w:r>
           </w:p>
         </w:tc>
@@ -9108,7 +9108,7 @@
               <w:bottom w:w="80" w:type="dxa"/>
               <w:right w:w="120" w:type="dxa"/>
             </w:tcMar>
-            <w:shd w:val="clear" w:color="auto" w:fill="F4E68C"/>
+            <w:shd w:val="clear" w:color="auto" w:fill="EDE68C"/>
           </w:tcPr>
           <w:p>
             <w:pPr>
@@ -9122,7 +9122,7 @@
                 <w:i w:val="0"/>
                 <w:sz w:val="20"/>
               </w:rPr>
-              <w:t>55%</w:t>
+              <w:t>58%</w:t>
             </w:r>
           </w:p>
         </w:tc>
@@ -9209,7 +9209,7 @@
               <w:bottom w:w="80" w:type="dxa"/>
               <w:right w:w="120" w:type="dxa"/>
             </w:tcMar>
-            <w:shd w:val="clear" w:color="auto" w:fill="C3E68C"/>
+            <w:shd w:val="clear" w:color="auto" w:fill="BCE68C"/>
           </w:tcPr>
           <w:p>
             <w:pPr>
@@ -9223,7 +9223,7 @@
                 <w:i w:val="0"/>
                 <w:sz w:val="20"/>
               </w:rPr>
-              <w:t>76%</w:t>
+              <w:t>79%</w:t>
             </w:r>
           </w:p>
         </w:tc>
@@ -9411,7 +9411,7 @@
               <w:bottom w:w="80" w:type="dxa"/>
               <w:right w:w="120" w:type="dxa"/>
             </w:tcMar>
-            <w:shd w:val="clear" w:color="auto" w:fill="93E68C"/>
+            <w:shd w:val="clear" w:color="auto" w:fill="8CE68C"/>
           </w:tcPr>
           <w:p>
             <w:pPr>
@@ -9425,7 +9425,7 @@
                 <w:i w:val="0"/>
                 <w:sz w:val="20"/>
               </w:rPr>
-              <w:t>97%</w:t>
+              <w:t>100%</w:t>
             </w:r>
           </w:p>
         </w:tc>
@@ -10017,7 +10017,7 @@
               <w:bottom w:w="80" w:type="dxa"/>
               <w:right w:w="120" w:type="dxa"/>
             </w:tcMar>
-            <w:shd w:val="clear" w:color="auto" w:fill="DFE68C"/>
+            <w:shd w:val="clear" w:color="auto" w:fill="D8E68C"/>
           </w:tcPr>
           <w:p>
             <w:pPr>
@@ -10031,7 +10031,7 @@
                 <w:i w:val="0"/>
                 <w:sz w:val="20"/>
               </w:rPr>
-              <w:t>64%</w:t>
+              <w:t>67%</w:t>
             </w:r>
           </w:p>
         </w:tc>
@@ -10624,7 +10624,7 @@
               <w:bottom w:w="80" w:type="dxa"/>
               <w:right w:w="120" w:type="dxa"/>
             </w:tcMar>
-            <w:shd w:val="clear" w:color="auto" w:fill="FFDF8C"/>
+            <w:shd w:val="clear" w:color="auto" w:fill="FFE68C"/>
           </w:tcPr>
           <w:p>
             <w:pPr>
@@ -10638,7 +10638,7 @@
                 <w:i w:val="0"/>
                 <w:sz w:val="20"/>
               </w:rPr>
-              <w:t>36%</w:t>
+              <w:t>39%</w:t>
             </w:r>
           </w:p>
         </w:tc>
@@ -11583,7 +11583,7 @@
                 <w:i w:val="0"/>
                 <w:sz w:val="20"/>
               </w:rPr>
-              <w:t>97%</w:t>
+              <w:t>100%</w:t>
             </w:r>
           </w:p>
         </w:tc>
@@ -11616,7 +11616,7 @@
                 <w:i w:val="0"/>
                 <w:sz w:val="20"/>
               </w:rPr>
-              <w:t>92%</w:t>
+              <w:t>100%</w:t>
             </w:r>
           </w:p>
         </w:tc>
@@ -12387,7 +12387,7 @@
                 <w:i w:val="0"/>
                 <w:sz w:val="20"/>
               </w:rPr>
-              <w:t>64%</w:t>
+              <w:t>67%</w:t>
             </w:r>
           </w:p>
         </w:tc>
@@ -12420,7 +12420,7 @@
                 <w:i w:val="0"/>
                 <w:sz w:val="20"/>
               </w:rPr>
-              <w:t>85%</w:t>
+              <w:t>92%</w:t>
             </w:r>
           </w:p>
         </w:tc>

--- a/tables/Alcohol_Descriptive_Analyses.docx
+++ b/tables/Alcohol_Descriptive_Analyses.docx
@@ -20,7 +20,7 @@
           <w:color w:val="555555"/>
           <w:sz w:val="18"/>
         </w:rPr>
-        <w:t>Five descriptive tables supporting the USPSTF evidentiary-gap analysis. Era split: Pre-1980 (n=13) vs. 2010+ (n=20); the 1980–2009 interval contains zero studies.</w:t>
+        <w:t>Five descriptive tables supporting the USPSTF evidentiary-gap analysis. Era split: Pre-1980 (n=12) vs. 2010+ (n=20); the 1980–2009 interval contains zero studies.</w:t>
       </w:r>
     </w:p>
     <w:p>
@@ -115,7 +115,7 @@
               </w:rPr>
               <w:t>All studies</w:t>
               <w:br/>
-              <w:t>(n=33)</w:t>
+              <w:t>(n=32)</w:t>
             </w:r>
           </w:p>
         </w:tc>
@@ -151,7 +151,7 @@
               </w:rPr>
               <w:t>Pre-1980</w:t>
               <w:br/>
-              <w:t>(n=13)</w:t>
+              <w:t>(n=12)</w:t>
             </w:r>
           </w:p>
         </w:tc>
@@ -255,7 +255,7 @@
                 <w:i w:val="0"/>
                 <w:sz w:val="20"/>
               </w:rPr>
-              <w:t>44 (20–91)</w:t>
+              <w:t>33.5 (18.5–68.8)</w:t>
             </w:r>
           </w:p>
         </w:tc>
@@ -288,7 +288,7 @@
                 <w:i w:val="0"/>
                 <w:sz w:val="20"/>
               </w:rPr>
-              <w:t>91 (51–100)</w:t>
+              <w:t>64.5 (48.2–85.5)</w:t>
             </w:r>
           </w:p>
         </w:tc>
@@ -321,7 +321,7 @@
                 <w:i w:val="0"/>
                 <w:sz w:val="20"/>
               </w:rPr>
-              <w:t>29.0 (13.2–53.5)</w:t>
+              <w:t>29.0 (13.2–40.0)</w:t>
             </w:r>
           </w:p>
         </w:tc>
@@ -389,7 +389,7 @@
                 <w:i w:val="0"/>
                 <w:sz w:val="20"/>
               </w:rPr>
-              <w:t>1890</w:t>
+              <w:t>1396</w:t>
             </w:r>
           </w:p>
         </w:tc>
@@ -422,7 +422,7 @@
                 <w:i w:val="0"/>
                 <w:sz w:val="20"/>
               </w:rPr>
-              <w:t>1126</w:t>
+              <w:t>708</w:t>
             </w:r>
           </w:p>
         </w:tc>
@@ -455,7 +455,7 @@
                 <w:i w:val="0"/>
                 <w:sz w:val="20"/>
               </w:rPr>
-              <w:t>764</w:t>
+              <w:t>688</w:t>
             </w:r>
           </w:p>
         </w:tc>
@@ -556,7 +556,7 @@
                 <w:i w:val="0"/>
                 <w:sz w:val="20"/>
               </w:rPr>
-              <w:t>12 (12–18)</w:t>
+              <w:t>12.0 (10.5–18.0)</w:t>
             </w:r>
           </w:p>
         </w:tc>
@@ -589,7 +589,7 @@
                 <w:i w:val="0"/>
                 <w:sz w:val="20"/>
               </w:rPr>
-              <w:t>3.0 (2.0–6.5)</w:t>
+              <w:t>3 (1–6)</w:t>
             </w:r>
           </w:p>
         </w:tc>
@@ -792,7 +792,7 @@
                 <w:i w:val="0"/>
                 <w:sz w:val="20"/>
               </w:rPr>
-              <w:t>15 (45%)</w:t>
+              <w:t>15 (47%)</w:t>
             </w:r>
           </w:p>
         </w:tc>
@@ -825,7 +825,7 @@
                 <w:i w:val="0"/>
                 <w:sz w:val="20"/>
               </w:rPr>
-              <w:t>6 (46%)</w:t>
+              <w:t>6 (50%)</w:t>
             </w:r>
           </w:p>
         </w:tc>
@@ -926,7 +926,7 @@
                 <w:i w:val="0"/>
                 <w:sz w:val="20"/>
               </w:rPr>
-              <w:t>17 (52%)</w:t>
+              <w:t>16 (50%)</w:t>
             </w:r>
           </w:p>
         </w:tc>
@@ -959,7 +959,7 @@
                 <w:i w:val="0"/>
                 <w:sz w:val="20"/>
               </w:rPr>
-              <w:t>7 (54%)</w:t>
+              <w:t>6 (50%)</w:t>
             </w:r>
           </w:p>
         </w:tc>
@@ -1329,7 +1329,7 @@
                 <w:i w:val="0"/>
                 <w:sz w:val="20"/>
               </w:rPr>
-              <w:t>23 (70%)</w:t>
+              <w:t>19 (59%)</w:t>
             </w:r>
           </w:p>
         </w:tc>
@@ -1362,7 +1362,7 @@
                 <w:i w:val="0"/>
                 <w:sz w:val="20"/>
               </w:rPr>
-              <w:t>9 (69%)</w:t>
+              <w:t>7 (58%)</w:t>
             </w:r>
           </w:p>
         </w:tc>
@@ -1395,7 +1395,7 @@
                 <w:i w:val="0"/>
                 <w:sz w:val="20"/>
               </w:rPr>
-              <w:t>14 (70%)</w:t>
+              <w:t>12 (60%)</w:t>
             </w:r>
           </w:p>
         </w:tc>
@@ -1463,7 +1463,7 @@
                 <w:i w:val="0"/>
                 <w:sz w:val="20"/>
               </w:rPr>
-              <w:t>9 (27%)</w:t>
+              <w:t>3 (9%)</w:t>
             </w:r>
           </w:p>
         </w:tc>
@@ -1496,7 +1496,7 @@
                 <w:i w:val="0"/>
                 <w:sz w:val="20"/>
               </w:rPr>
-              <w:t>3 (23%)</w:t>
+              <w:t>0 (0%)</w:t>
             </w:r>
           </w:p>
         </w:tc>
@@ -1529,7 +1529,7 @@
                 <w:i w:val="0"/>
                 <w:sz w:val="20"/>
               </w:rPr>
-              <w:t>6 (30%)</w:t>
+              <w:t>3 (15%)</w:t>
             </w:r>
           </w:p>
         </w:tc>
@@ -1731,7 +1731,7 @@
                 <w:i w:val="0"/>
                 <w:sz w:val="20"/>
               </w:rPr>
-              <w:t>1 (3%)</w:t>
+              <w:t>10 (31%)</w:t>
             </w:r>
           </w:p>
         </w:tc>
@@ -1764,7 +1764,7 @@
                 <w:i w:val="0"/>
                 <w:sz w:val="20"/>
               </w:rPr>
-              <w:t>1 (8%)</w:t>
+              <w:t>5 (42%)</w:t>
             </w:r>
           </w:p>
         </w:tc>
@@ -1797,7 +1797,7 @@
                 <w:i w:val="0"/>
                 <w:sz w:val="20"/>
               </w:rPr>
-              <w:t>0 (0%)</w:t>
+              <w:t>5 (25%)</w:t>
             </w:r>
           </w:p>
         </w:tc>
@@ -2134,7 +2134,7 @@
                 <w:i w:val="0"/>
                 <w:sz w:val="20"/>
               </w:rPr>
-              <w:t>23 (70%)</w:t>
+              <w:t>23 (72%)</w:t>
             </w:r>
           </w:p>
         </w:tc>
@@ -2167,7 +2167,7 @@
                 <w:i w:val="0"/>
                 <w:sz w:val="20"/>
               </w:rPr>
-              <w:t>9 (69%)</w:t>
+              <w:t>9 (75%)</w:t>
             </w:r>
           </w:p>
         </w:tc>
@@ -2268,7 +2268,7 @@
                 <w:i w:val="0"/>
                 <w:sz w:val="20"/>
               </w:rPr>
-              <w:t>2 (6%)</w:t>
+              <w:t>3 (9%)</w:t>
             </w:r>
           </w:p>
         </w:tc>
@@ -2334,7 +2334,7 @@
                 <w:i w:val="0"/>
                 <w:sz w:val="20"/>
               </w:rPr>
-              <w:t>2 (10%)</w:t>
+              <w:t>3 (15%)</w:t>
             </w:r>
           </w:p>
         </w:tc>
@@ -2402,7 +2402,7 @@
                 <w:i w:val="0"/>
                 <w:sz w:val="20"/>
               </w:rPr>
-              <w:t>6 (18%)</w:t>
+              <w:t>4 (12%)</w:t>
             </w:r>
           </w:p>
         </w:tc>
@@ -2435,7 +2435,7 @@
                 <w:i w:val="0"/>
                 <w:sz w:val="20"/>
               </w:rPr>
-              <w:t>4 (31%)</w:t>
+              <w:t>3 (25%)</w:t>
             </w:r>
           </w:p>
         </w:tc>
@@ -2468,7 +2468,7 @@
                 <w:i w:val="0"/>
                 <w:sz w:val="20"/>
               </w:rPr>
-              <w:t>2 (10%)</w:t>
+              <w:t>1 (5%)</w:t>
             </w:r>
           </w:p>
         </w:tc>
@@ -2536,7 +2536,7 @@
                 <w:i w:val="0"/>
                 <w:sz w:val="20"/>
               </w:rPr>
-              <w:t>31.8 (22.9), n=29</w:t>
+              <w:t>31.3 (23.5), n=28</w:t>
             </w:r>
           </w:p>
         </w:tc>
@@ -2569,7 +2569,7 @@
                 <w:i w:val="0"/>
                 <w:sz w:val="20"/>
               </w:rPr>
-              <w:t>19.7 (30.8), n=10</w:t>
+              <w:t>16.6 (31.9), n=9</w:t>
             </w:r>
           </w:p>
         </w:tc>
@@ -2670,7 +2670,7 @@
                 <w:i w:val="0"/>
                 <w:sz w:val="20"/>
               </w:rPr>
-              <w:t>20.3 (19.7), n=14</w:t>
+              <w:t>19.9 (20.0), n=14</w:t>
             </w:r>
           </w:p>
         </w:tc>
@@ -2736,7 +2736,7 @@
                 <w:i w:val="0"/>
                 <w:sz w:val="20"/>
               </w:rPr>
-              <w:t>20.3 (19.7), n=14</w:t>
+              <w:t>19.9 (20.0), n=14</w:t>
             </w:r>
           </w:p>
         </w:tc>
@@ -2804,7 +2804,7 @@
                 <w:i w:val="0"/>
                 <w:sz w:val="20"/>
               </w:rPr>
-              <w:t>88.4 (12.9), n=32</w:t>
+              <w:t>85.9 (14.0), n=31</w:t>
             </w:r>
           </w:p>
         </w:tc>
@@ -2837,7 +2837,7 @@
                 <w:i w:val="0"/>
                 <w:sz w:val="20"/>
               </w:rPr>
-              <w:t>80.5 (16.4), n=12</w:t>
+              <w:t>81.1 (14.6), n=11</w:t>
             </w:r>
           </w:p>
         </w:tc>
@@ -2870,7 +2870,7 @@
                 <w:i w:val="0"/>
                 <w:sz w:val="20"/>
               </w:rPr>
-              <w:t>93.0 (7.3), n=20</w:t>
+              <w:t>88.6 (13.2), n=20</w:t>
             </w:r>
           </w:p>
         </w:tc>
@@ -3073,7 +3073,7 @@
                 <w:i w:val="0"/>
                 <w:sz w:val="20"/>
               </w:rPr>
-              <w:t>8 (24%)</w:t>
+              <w:t>8 (25%)</w:t>
             </w:r>
           </w:p>
         </w:tc>
@@ -3207,7 +3207,7 @@
                 <w:i w:val="0"/>
                 <w:sz w:val="20"/>
               </w:rPr>
-              <w:t>13 (39%)</w:t>
+              <w:t>12 (38%)</w:t>
             </w:r>
           </w:p>
         </w:tc>
@@ -3240,7 +3240,7 @@
                 <w:i w:val="0"/>
                 <w:sz w:val="20"/>
               </w:rPr>
-              <w:t>13 (100%)</w:t>
+              <w:t>12 (100%)</w:t>
             </w:r>
           </w:p>
         </w:tc>
@@ -3341,7 +3341,7 @@
                 <w:i w:val="0"/>
                 <w:sz w:val="20"/>
               </w:rPr>
-              <w:t>8 (24%)</w:t>
+              <w:t>8 (25%)</w:t>
             </w:r>
           </w:p>
         </w:tc>
@@ -3542,6 +3542,140 @@
                 <w:sz w:val="20"/>
               </w:rPr>
               <w:t>4 (20%)</w:t>
+            </w:r>
+          </w:p>
+        </w:tc>
+      </w:tr>
+      <w:tr>
+        <w:tc>
+          <w:tcPr>
+            <w:tcW w:type="dxa" w:w="3888"/>
+            <w:vAlign w:val="center"/>
+            <w:tcBorders>
+              <w:top w:val="single" w:sz="4" w:color="BFBFBF"/>
+              <w:left w:val="single" w:sz="4" w:color="BFBFBF"/>
+              <w:bottom w:val="single" w:sz="4" w:color="BFBFBF"/>
+              <w:right w:val="single" w:sz="4" w:color="BFBFBF"/>
+            </w:tcBorders>
+            <w:tcMar>
+              <w:top w:w="80" w:type="dxa"/>
+              <w:left w:w="120" w:type="dxa"/>
+              <w:bottom w:w="80" w:type="dxa"/>
+              <w:right w:w="120" w:type="dxa"/>
+            </w:tcMar>
+          </w:tcPr>
+          <w:p>
+            <w:pPr>
+              <w:jc w:val="left"/>
+            </w:pPr>
+            <w:r/>
+            <w:r>
+              <w:rPr>
+                <w:rFonts w:ascii="Arial" w:hAnsi="Arial"/>
+                <w:b w:val="0"/>
+                <w:i w:val="0"/>
+                <w:sz w:val="20"/>
+              </w:rPr>
+              <w:t xml:space="preserve">    Ibogaine</w:t>
+            </w:r>
+          </w:p>
+        </w:tc>
+        <w:tc>
+          <w:tcPr>
+            <w:tcW w:type="dxa" w:w="1872"/>
+            <w:vAlign w:val="center"/>
+            <w:tcBorders>
+              <w:top w:val="single" w:sz="4" w:color="BFBFBF"/>
+              <w:left w:val="single" w:sz="4" w:color="BFBFBF"/>
+              <w:bottom w:val="single" w:sz="4" w:color="BFBFBF"/>
+              <w:right w:val="single" w:sz="4" w:color="BFBFBF"/>
+            </w:tcBorders>
+            <w:tcMar>
+              <w:top w:w="80" w:type="dxa"/>
+              <w:left w:w="120" w:type="dxa"/>
+              <w:bottom w:w="80" w:type="dxa"/>
+              <w:right w:w="120" w:type="dxa"/>
+            </w:tcMar>
+          </w:tcPr>
+          <w:p>
+            <w:pPr>
+              <w:jc w:val="center"/>
+            </w:pPr>
+            <w:r/>
+            <w:r>
+              <w:rPr>
+                <w:rFonts w:ascii="Arial" w:hAnsi="Arial"/>
+                <w:b w:val="0"/>
+                <w:i w:val="0"/>
+                <w:sz w:val="20"/>
+              </w:rPr>
+              <w:t>0 (0%)</w:t>
+            </w:r>
+          </w:p>
+        </w:tc>
+        <w:tc>
+          <w:tcPr>
+            <w:tcW w:type="dxa" w:w="1872"/>
+            <w:vAlign w:val="center"/>
+            <w:tcBorders>
+              <w:top w:val="single" w:sz="4" w:color="BFBFBF"/>
+              <w:left w:val="single" w:sz="4" w:color="BFBFBF"/>
+              <w:bottom w:val="single" w:sz="4" w:color="BFBFBF"/>
+              <w:right w:val="single" w:sz="4" w:color="BFBFBF"/>
+            </w:tcBorders>
+            <w:tcMar>
+              <w:top w:w="80" w:type="dxa"/>
+              <w:left w:w="120" w:type="dxa"/>
+              <w:bottom w:w="80" w:type="dxa"/>
+              <w:right w:w="120" w:type="dxa"/>
+            </w:tcMar>
+          </w:tcPr>
+          <w:p>
+            <w:pPr>
+              <w:jc w:val="center"/>
+            </w:pPr>
+            <w:r/>
+            <w:r>
+              <w:rPr>
+                <w:rFonts w:ascii="Arial" w:hAnsi="Arial"/>
+                <w:b w:val="0"/>
+                <w:i w:val="0"/>
+                <w:sz w:val="20"/>
+              </w:rPr>
+              <w:t>0 (0%)</w:t>
+            </w:r>
+          </w:p>
+        </w:tc>
+        <w:tc>
+          <w:tcPr>
+            <w:tcW w:type="dxa" w:w="1872"/>
+            <w:vAlign w:val="center"/>
+            <w:tcBorders>
+              <w:top w:val="single" w:sz="4" w:color="BFBFBF"/>
+              <w:left w:val="single" w:sz="4" w:color="BFBFBF"/>
+              <w:bottom w:val="single" w:sz="4" w:color="BFBFBF"/>
+              <w:right w:val="single" w:sz="4" w:color="BFBFBF"/>
+            </w:tcBorders>
+            <w:tcMar>
+              <w:top w:w="80" w:type="dxa"/>
+              <w:left w:w="120" w:type="dxa"/>
+              <w:bottom w:w="80" w:type="dxa"/>
+              <w:right w:w="120" w:type="dxa"/>
+            </w:tcMar>
+          </w:tcPr>
+          <w:p>
+            <w:pPr>
+              <w:jc w:val="center"/>
+            </w:pPr>
+            <w:r/>
+            <w:r>
+              <w:rPr>
+                <w:rFonts w:ascii="Arial" w:hAnsi="Arial"/>
+                <w:b w:val="0"/>
+                <w:i w:val="0"/>
+                <w:sz w:val="20"/>
+              </w:rPr>
+              <w:t>0 (0%)</w:t>
             </w:r>
           </w:p>
         </w:tc>
@@ -3650,7 +3784,7 @@
               </w:rPr>
               <w:t>All studies</w:t>
               <w:br/>
-              <w:t>(n=33)</w:t>
+              <w:t>(n=32)</w:t>
             </w:r>
           </w:p>
         </w:tc>
@@ -3686,7 +3820,7 @@
               </w:rPr>
               <w:t>Pre-1980</w:t>
               <w:br/>
-              <w:t>(n=13)</w:t>
+              <w:t>(n=12)</w:t>
             </w:r>
           </w:p>
         </w:tc>
@@ -3790,7 +3924,7 @@
                 <w:i w:val="0"/>
                 <w:sz w:val="20"/>
               </w:rPr>
-              <w:t>64%</w:t>
+              <w:t>56%</w:t>
             </w:r>
           </w:p>
         </w:tc>
@@ -3823,7 +3957,7 @@
                 <w:i w:val="0"/>
                 <w:sz w:val="20"/>
               </w:rPr>
-              <w:t>54%</w:t>
+              <w:t>42%</w:t>
             </w:r>
           </w:p>
         </w:tc>
@@ -3856,7 +3990,7 @@
                 <w:i w:val="0"/>
                 <w:sz w:val="20"/>
               </w:rPr>
-              <w:t>70%</w:t>
+              <w:t>65%</w:t>
             </w:r>
           </w:p>
         </w:tc>
@@ -3924,7 +4058,7 @@
                 <w:i w:val="0"/>
                 <w:sz w:val="20"/>
               </w:rPr>
-              <w:t>52%</w:t>
+              <w:t>47%</w:t>
             </w:r>
           </w:p>
         </w:tc>
@@ -3957,7 +4091,7 @@
                 <w:i w:val="0"/>
                 <w:sz w:val="20"/>
               </w:rPr>
-              <w:t>46%</w:t>
+              <w:t>33%</w:t>
             </w:r>
           </w:p>
         </w:tc>
@@ -4058,7 +4192,7 @@
                 <w:i w:val="0"/>
                 <w:sz w:val="20"/>
               </w:rPr>
-              <w:t>36%</w:t>
+              <w:t>34%</w:t>
             </w:r>
           </w:p>
         </w:tc>
@@ -4091,7 +4225,7 @@
                 <w:i w:val="0"/>
                 <w:sz w:val="20"/>
               </w:rPr>
-              <w:t>15%</w:t>
+              <w:t>8%</w:t>
             </w:r>
           </w:p>
         </w:tc>
@@ -4192,40 +4326,40 @@
                 <w:i w:val="0"/>
                 <w:sz w:val="20"/>
               </w:rPr>
+              <w:t>66%</w:t>
+            </w:r>
+          </w:p>
+        </w:tc>
+        <w:tc>
+          <w:tcPr>
+            <w:tcW w:type="dxa" w:w="1728"/>
+            <w:vAlign w:val="center"/>
+            <w:tcBorders>
+              <w:top w:val="single" w:sz="4" w:color="BFBFBF"/>
+              <w:left w:val="single" w:sz="4" w:color="BFBFBF"/>
+              <w:bottom w:val="single" w:sz="4" w:color="BFBFBF"/>
+              <w:right w:val="single" w:sz="4" w:color="BFBFBF"/>
+            </w:tcBorders>
+            <w:tcMar>
+              <w:top w:w="80" w:type="dxa"/>
+              <w:left w:w="120" w:type="dxa"/>
+              <w:bottom w:w="80" w:type="dxa"/>
+              <w:right w:w="120" w:type="dxa"/>
+            </w:tcMar>
+          </w:tcPr>
+          <w:p>
+            <w:pPr>
+              <w:jc w:val="center"/>
+            </w:pPr>
+            <w:r/>
+            <w:r>
+              <w:rPr>
+                <w:rFonts w:ascii="Arial" w:hAnsi="Arial"/>
+                <w:b w:val="0"/>
+                <w:i w:val="0"/>
+                <w:sz w:val="20"/>
+              </w:rPr>
               <w:t>67%</w:t>
-            </w:r>
-          </w:p>
-        </w:tc>
-        <w:tc>
-          <w:tcPr>
-            <w:tcW w:type="dxa" w:w="1728"/>
-            <w:vAlign w:val="center"/>
-            <w:tcBorders>
-              <w:top w:val="single" w:sz="4" w:color="BFBFBF"/>
-              <w:left w:val="single" w:sz="4" w:color="BFBFBF"/>
-              <w:bottom w:val="single" w:sz="4" w:color="BFBFBF"/>
-              <w:right w:val="single" w:sz="4" w:color="BFBFBF"/>
-            </w:tcBorders>
-            <w:tcMar>
-              <w:top w:w="80" w:type="dxa"/>
-              <w:left w:w="120" w:type="dxa"/>
-              <w:bottom w:w="80" w:type="dxa"/>
-              <w:right w:w="120" w:type="dxa"/>
-            </w:tcMar>
-          </w:tcPr>
-          <w:p>
-            <w:pPr>
-              <w:jc w:val="center"/>
-            </w:pPr>
-            <w:r/>
-            <w:r>
-              <w:rPr>
-                <w:rFonts w:ascii="Arial" w:hAnsi="Arial"/>
-                <w:b w:val="0"/>
-                <w:i w:val="0"/>
-                <w:sz w:val="20"/>
-              </w:rPr>
-              <w:t>69%</w:t>
             </w:r>
           </w:p>
         </w:tc>
@@ -4326,7 +4460,7 @@
                 <w:i w:val="0"/>
                 <w:sz w:val="20"/>
               </w:rPr>
-              <w:t>21%</w:t>
+              <w:t>44%</w:t>
             </w:r>
           </w:p>
         </w:tc>
@@ -4359,7 +4493,7 @@
                 <w:i w:val="0"/>
                 <w:sz w:val="20"/>
               </w:rPr>
-              <w:t>0%</w:t>
+              <w:t>8%</w:t>
             </w:r>
           </w:p>
         </w:tc>
@@ -4392,7 +4526,7 @@
                 <w:i w:val="0"/>
                 <w:sz w:val="20"/>
               </w:rPr>
-              <w:t>35%</w:t>
+              <w:t>65%</w:t>
             </w:r>
           </w:p>
         </w:tc>
@@ -4460,7 +4594,7 @@
                 <w:i w:val="0"/>
                 <w:sz w:val="20"/>
               </w:rPr>
-              <w:t>79%</w:t>
+              <w:t>72%</w:t>
             </w:r>
           </w:p>
         </w:tc>
@@ -4493,7 +4627,7 @@
                 <w:i w:val="0"/>
                 <w:sz w:val="20"/>
               </w:rPr>
-              <w:t>54%</w:t>
+              <w:t>50%</w:t>
             </w:r>
           </w:p>
         </w:tc>
@@ -4526,7 +4660,7 @@
                 <w:i w:val="0"/>
                 <w:sz w:val="20"/>
               </w:rPr>
-              <w:t>95%</w:t>
+              <w:t>85%</w:t>
             </w:r>
           </w:p>
         </w:tc>
@@ -4594,7 +4728,7 @@
                 <w:i w:val="0"/>
                 <w:sz w:val="20"/>
               </w:rPr>
-              <w:t>73%</w:t>
+              <w:t>69%</w:t>
             </w:r>
           </w:p>
         </w:tc>
@@ -4627,7 +4761,7 @@
                 <w:i w:val="0"/>
                 <w:sz w:val="20"/>
               </w:rPr>
-              <w:t>31%</w:t>
+              <w:t>17%</w:t>
             </w:r>
           </w:p>
         </w:tc>
@@ -4728,7 +4862,7 @@
                 <w:i w:val="0"/>
                 <w:sz w:val="20"/>
               </w:rPr>
-              <w:t>73%</w:t>
+              <w:t>84%</w:t>
             </w:r>
           </w:p>
         </w:tc>
@@ -4761,7 +4895,7 @@
                 <w:i w:val="0"/>
                 <w:sz w:val="20"/>
               </w:rPr>
-              <w:t>69%</w:t>
+              <w:t>83%</w:t>
             </w:r>
           </w:p>
         </w:tc>
@@ -4794,7 +4928,7 @@
                 <w:i w:val="0"/>
                 <w:sz w:val="20"/>
               </w:rPr>
-              <w:t>75%</w:t>
+              <w:t>85%</w:t>
             </w:r>
           </w:p>
         </w:tc>
@@ -4862,7 +4996,7 @@
                 <w:i w:val="0"/>
                 <w:sz w:val="20"/>
               </w:rPr>
-              <w:t>82%</w:t>
+              <w:t>78%</w:t>
             </w:r>
           </w:p>
         </w:tc>
@@ -4895,7 +5029,7 @@
                 <w:i w:val="0"/>
                 <w:sz w:val="20"/>
               </w:rPr>
-              <w:t>54%</w:t>
+              <w:t>50%</w:t>
             </w:r>
           </w:p>
         </w:tc>
@@ -4928,7 +5062,7 @@
                 <w:i w:val="0"/>
                 <w:sz w:val="20"/>
               </w:rPr>
-              <w:t>100%</w:t>
+              <w:t>95%</w:t>
             </w:r>
           </w:p>
         </w:tc>
@@ -4996,7 +5130,7 @@
                 <w:i w:val="0"/>
                 <w:sz w:val="20"/>
               </w:rPr>
-              <w:t>39%</w:t>
+              <w:t>50%</w:t>
             </w:r>
           </w:p>
         </w:tc>
@@ -5029,7 +5163,7 @@
                 <w:i w:val="0"/>
                 <w:sz w:val="20"/>
               </w:rPr>
-              <w:t>8%</w:t>
+              <w:t>17%</w:t>
             </w:r>
           </w:p>
         </w:tc>
@@ -5062,7 +5196,7 @@
                 <w:i w:val="0"/>
                 <w:sz w:val="20"/>
               </w:rPr>
-              <w:t>60%</w:t>
+              <w:t>70%</w:t>
             </w:r>
           </w:p>
         </w:tc>
@@ -5130,7 +5264,7 @@
                 <w:i w:val="0"/>
                 <w:sz w:val="20"/>
               </w:rPr>
-              <w:t>85%</w:t>
+              <w:t>84%</w:t>
             </w:r>
           </w:p>
         </w:tc>
@@ -5163,7 +5297,7 @@
                 <w:i w:val="0"/>
                 <w:sz w:val="20"/>
               </w:rPr>
-              <w:t>62%</w:t>
+              <w:t>58%</w:t>
             </w:r>
           </w:p>
         </w:tc>
@@ -5368,7 +5502,7 @@
           <w:color w:val="555555"/>
           <w:sz w:val="18"/>
         </w:rPr>
-        <w:t>Cell shading reflects % of all studies (n=33) meeting/reporting each indicator. Red = low (gap); green = high (well covered). For binary criteria, % is the proportion with value 1. For continuous/categorical variables (denoted "reported"), % is the proportion with any non-null value. Substance Category rows describe the literature's coverage, not USPSTF criteria per se.</w:t>
+        <w:t>Cell shading reflects % of all studies (n=32) meeting/reporting each indicator. Red = low (gap); green = high (well covered). For binary criteria, % is the proportion with value 1. For continuous/categorical variables (denoted "reported"), % is the proportion with any non-null value. Substance Category rows describe the literature's coverage, not USPSTF criteria per se.</w:t>
       </w:r>
     </w:p>
     <w:tbl>
@@ -5670,7 +5804,7 @@
               <w:bottom w:w="80" w:type="dxa"/>
               <w:right w:w="120" w:type="dxa"/>
             </w:tcMar>
-            <w:shd w:val="clear" w:color="auto" w:fill="8CE68C"/>
+            <w:shd w:val="clear" w:color="auto" w:fill="F2F2F2"/>
           </w:tcPr>
           <w:p>
             <w:pPr>
@@ -5684,7 +5818,7 @@
                 <w:i w:val="0"/>
                 <w:sz w:val="20"/>
               </w:rPr>
-              <w:t>100%</w:t>
+              <w:t>—</w:t>
             </w:r>
           </w:p>
         </w:tc>
@@ -5872,7 +6006,7 @@
               <w:bottom w:w="80" w:type="dxa"/>
               <w:right w:w="120" w:type="dxa"/>
             </w:tcMar>
-            <w:shd w:val="clear" w:color="auto" w:fill="DFE68C"/>
+            <w:shd w:val="clear" w:color="auto" w:fill="F0E68C"/>
           </w:tcPr>
           <w:p>
             <w:pPr>
@@ -5886,7 +6020,7 @@
                 <w:i w:val="0"/>
                 <w:sz w:val="20"/>
               </w:rPr>
-              <w:t>64%</w:t>
+              <w:t>56%</w:t>
             </w:r>
           </w:p>
         </w:tc>
@@ -5973,7 +6107,7 @@
               <w:bottom w:w="80" w:type="dxa"/>
               <w:right w:w="120" w:type="dxa"/>
             </w:tcMar>
-            <w:shd w:val="clear" w:color="auto" w:fill="FBE68C"/>
+            <w:shd w:val="clear" w:color="auto" w:fill="FFF78C"/>
           </w:tcPr>
           <w:p>
             <w:pPr>
@@ -5987,7 +6121,7 @@
                 <w:i w:val="0"/>
                 <w:sz w:val="20"/>
               </w:rPr>
-              <w:t>52%</w:t>
+              <w:t>47%</w:t>
             </w:r>
           </w:p>
         </w:tc>
@@ -6074,7 +6208,7 @@
               <w:bottom w:w="80" w:type="dxa"/>
               <w:right w:w="120" w:type="dxa"/>
             </w:tcMar>
-            <w:shd w:val="clear" w:color="auto" w:fill="FFDF8C"/>
+            <w:shd w:val="clear" w:color="auto" w:fill="FFDB8C"/>
           </w:tcPr>
           <w:p>
             <w:pPr>
@@ -6088,7 +6222,7 @@
                 <w:i w:val="0"/>
                 <w:sz w:val="20"/>
               </w:rPr>
-              <w:t>36%</w:t>
+              <w:t>34%</w:t>
             </w:r>
           </w:p>
         </w:tc>
@@ -6175,7 +6309,7 @@
               <w:bottom w:w="80" w:type="dxa"/>
               <w:right w:w="120" w:type="dxa"/>
             </w:tcMar>
-            <w:shd w:val="clear" w:color="auto" w:fill="D8E68C"/>
+            <w:shd w:val="clear" w:color="auto" w:fill="DBE68C"/>
           </w:tcPr>
           <w:p>
             <w:pPr>
@@ -6189,7 +6323,7 @@
                 <w:i w:val="0"/>
                 <w:sz w:val="20"/>
               </w:rPr>
-              <w:t>67%</w:t>
+              <w:t>66%</w:t>
             </w:r>
           </w:p>
         </w:tc>
@@ -6276,7 +6410,7 @@
               <w:bottom w:w="80" w:type="dxa"/>
               <w:right w:w="120" w:type="dxa"/>
             </w:tcMar>
-            <w:shd w:val="clear" w:color="auto" w:fill="8CE68C"/>
+            <w:shd w:val="clear" w:color="auto" w:fill="9AE68C"/>
           </w:tcPr>
           <w:p>
             <w:pPr>
@@ -6290,7 +6424,7 @@
                 <w:i w:val="0"/>
                 <w:sz w:val="20"/>
               </w:rPr>
-              <w:t>100%</w:t>
+              <w:t>94%</w:t>
             </w:r>
           </w:p>
         </w:tc>
@@ -6478,7 +6612,7 @@
               <w:bottom w:w="80" w:type="dxa"/>
               <w:right w:w="120" w:type="dxa"/>
             </w:tcMar>
-            <w:shd w:val="clear" w:color="auto" w:fill="FFBC8C"/>
+            <w:shd w:val="clear" w:color="auto" w:fill="FFF08C"/>
           </w:tcPr>
           <w:p>
             <w:pPr>
@@ -6492,7 +6626,7 @@
                 <w:i w:val="0"/>
                 <w:sz w:val="20"/>
               </w:rPr>
-              <w:t>21%</w:t>
+              <w:t>44%</w:t>
             </w:r>
           </w:p>
         </w:tc>
@@ -6579,7 +6713,7 @@
               <w:bottom w:w="80" w:type="dxa"/>
               <w:right w:w="120" w:type="dxa"/>
             </w:tcMar>
-            <w:shd w:val="clear" w:color="auto" w:fill="BCE68C"/>
+            <w:shd w:val="clear" w:color="auto" w:fill="CCE68C"/>
           </w:tcPr>
           <w:p>
             <w:pPr>
@@ -6593,7 +6727,7 @@
                 <w:i w:val="0"/>
                 <w:sz w:val="20"/>
               </w:rPr>
-              <w:t>79%</w:t>
+              <w:t>72%</w:t>
             </w:r>
           </w:p>
         </w:tc>
@@ -6680,7 +6814,7 @@
               <w:bottom w:w="80" w:type="dxa"/>
               <w:right w:w="120" w:type="dxa"/>
             </w:tcMar>
-            <w:shd w:val="clear" w:color="auto" w:fill="CAE68C"/>
+            <w:shd w:val="clear" w:color="auto" w:fill="D3E68C"/>
           </w:tcPr>
           <w:p>
             <w:pPr>
@@ -6694,7 +6828,7 @@
                 <w:i w:val="0"/>
                 <w:sz w:val="20"/>
               </w:rPr>
-              <w:t>73%</w:t>
+              <w:t>69%</w:t>
             </w:r>
           </w:p>
         </w:tc>
@@ -6781,7 +6915,7 @@
               <w:bottom w:w="80" w:type="dxa"/>
               <w:right w:w="120" w:type="dxa"/>
             </w:tcMar>
-            <w:shd w:val="clear" w:color="auto" w:fill="CAE68C"/>
+            <w:shd w:val="clear" w:color="auto" w:fill="AFE68C"/>
           </w:tcPr>
           <w:p>
             <w:pPr>
@@ -6795,7 +6929,7 @@
                 <w:i w:val="0"/>
                 <w:sz w:val="20"/>
               </w:rPr>
-              <w:t>73%</w:t>
+              <w:t>84%</w:t>
             </w:r>
           </w:p>
         </w:tc>
@@ -6882,7 +7016,7 @@
               <w:bottom w:w="80" w:type="dxa"/>
               <w:right w:w="120" w:type="dxa"/>
             </w:tcMar>
-            <w:shd w:val="clear" w:color="auto" w:fill="B5E68C"/>
+            <w:shd w:val="clear" w:color="auto" w:fill="BEE68C"/>
           </w:tcPr>
           <w:p>
             <w:pPr>
@@ -6896,7 +7030,7 @@
                 <w:i w:val="0"/>
                 <w:sz w:val="20"/>
               </w:rPr>
-              <w:t>82%</w:t>
+              <w:t>78%</w:t>
             </w:r>
           </w:p>
         </w:tc>
@@ -6983,7 +7117,7 @@
               <w:bottom w:w="80" w:type="dxa"/>
               <w:right w:w="120" w:type="dxa"/>
             </w:tcMar>
-            <w:shd w:val="clear" w:color="auto" w:fill="FFE68C"/>
+            <w:shd w:val="clear" w:color="auto" w:fill="FFFF8C"/>
           </w:tcPr>
           <w:p>
             <w:pPr>
@@ -6997,7 +7131,7 @@
                 <w:i w:val="0"/>
                 <w:sz w:val="20"/>
               </w:rPr>
-              <w:t>39%</w:t>
+              <w:t>50%</w:t>
             </w:r>
           </w:p>
         </w:tc>
@@ -7084,7 +7218,7 @@
               <w:bottom w:w="80" w:type="dxa"/>
               <w:right w:w="120" w:type="dxa"/>
             </w:tcMar>
-            <w:shd w:val="clear" w:color="auto" w:fill="AEE68C"/>
+            <w:shd w:val="clear" w:color="auto" w:fill="AFE68C"/>
           </w:tcPr>
           <w:p>
             <w:pPr>
@@ -7098,7 +7232,7 @@
                 <w:i w:val="0"/>
                 <w:sz w:val="20"/>
               </w:rPr>
-              <w:t>85%</w:t>
+              <w:t>84%</w:t>
             </w:r>
           </w:p>
         </w:tc>
@@ -7287,7 +7421,7 @@
               <w:bottom w:w="80" w:type="dxa"/>
               <w:right w:w="120" w:type="dxa"/>
             </w:tcMar>
-            <w:shd w:val="clear" w:color="auto" w:fill="93E68C"/>
+            <w:shd w:val="clear" w:color="auto" w:fill="D3E68C"/>
           </w:tcPr>
           <w:p>
             <w:pPr>
@@ -7301,7 +7435,7 @@
                 <w:i w:val="0"/>
                 <w:sz w:val="20"/>
               </w:rPr>
-              <w:t>97%</w:t>
+              <w:t>69%</w:t>
             </w:r>
           </w:p>
         </w:tc>
@@ -7388,7 +7522,7 @@
               <w:bottom w:w="80" w:type="dxa"/>
               <w:right w:w="120" w:type="dxa"/>
             </w:tcMar>
-            <w:shd w:val="clear" w:color="auto" w:fill="B5E68C"/>
+            <w:shd w:val="clear" w:color="auto" w:fill="A8E68C"/>
           </w:tcPr>
           <w:p>
             <w:pPr>
@@ -7402,7 +7536,7 @@
                 <w:i w:val="0"/>
                 <w:sz w:val="20"/>
               </w:rPr>
-              <w:t>82%</w:t>
+              <w:t>88%</w:t>
             </w:r>
           </w:p>
         </w:tc>
@@ -7489,7 +7623,7 @@
               <w:bottom w:w="80" w:type="dxa"/>
               <w:right w:w="120" w:type="dxa"/>
             </w:tcMar>
-            <w:shd w:val="clear" w:color="auto" w:fill="A7E68C"/>
+            <w:shd w:val="clear" w:color="auto" w:fill="A8E68C"/>
           </w:tcPr>
           <w:p>
             <w:pPr>
@@ -7590,7 +7724,7 @@
               <w:bottom w:w="80" w:type="dxa"/>
               <w:right w:w="120" w:type="dxa"/>
             </w:tcMar>
-            <w:shd w:val="clear" w:color="auto" w:fill="FFED8C"/>
+            <w:shd w:val="clear" w:color="auto" w:fill="FFF08C"/>
           </w:tcPr>
           <w:p>
             <w:pPr>
@@ -7604,7 +7738,7 @@
                 <w:i w:val="0"/>
                 <w:sz w:val="20"/>
               </w:rPr>
-              <w:t>42%</w:t>
+              <w:t>44%</w:t>
             </w:r>
           </w:p>
         </w:tc>
@@ -7691,7 +7825,7 @@
               <w:bottom w:w="80" w:type="dxa"/>
               <w:right w:w="120" w:type="dxa"/>
             </w:tcMar>
-            <w:shd w:val="clear" w:color="auto" w:fill="FFB58C"/>
+            <w:shd w:val="clear" w:color="auto" w:fill="FFB78C"/>
           </w:tcPr>
           <w:p>
             <w:pPr>
@@ -7705,7 +7839,7 @@
                 <w:i w:val="0"/>
                 <w:sz w:val="20"/>
               </w:rPr>
-              <w:t>18%</w:t>
+              <w:t>19%</w:t>
             </w:r>
           </w:p>
         </w:tc>
@@ -7893,7 +8027,7 @@
               <w:bottom w:w="80" w:type="dxa"/>
               <w:right w:w="120" w:type="dxa"/>
             </w:tcMar>
-            <w:shd w:val="clear" w:color="auto" w:fill="FFB58C"/>
+            <w:shd w:val="clear" w:color="auto" w:fill="FFC58C"/>
           </w:tcPr>
           <w:p>
             <w:pPr>
@@ -7907,7 +8041,7 @@
                 <w:i w:val="0"/>
                 <w:sz w:val="20"/>
               </w:rPr>
-              <w:t>18%</w:t>
+              <w:t>25%</w:t>
             </w:r>
           </w:p>
         </w:tc>
@@ -8197,7 +8331,7 @@
               <w:bottom w:w="80" w:type="dxa"/>
               <w:right w:w="120" w:type="dxa"/>
             </w:tcMar>
-            <w:shd w:val="clear" w:color="auto" w:fill="AEE68C"/>
+            <w:shd w:val="clear" w:color="auto" w:fill="A1E68C"/>
           </w:tcPr>
           <w:p>
             <w:pPr>
@@ -8211,7 +8345,7 @@
                 <w:i w:val="0"/>
                 <w:sz w:val="20"/>
               </w:rPr>
-              <w:t>85%</w:t>
+              <w:t>91%</w:t>
             </w:r>
           </w:p>
         </w:tc>
@@ -8298,7 +8432,7 @@
               <w:bottom w:w="80" w:type="dxa"/>
               <w:right w:w="120" w:type="dxa"/>
             </w:tcMar>
-            <w:shd w:val="clear" w:color="auto" w:fill="C3E68C"/>
+            <w:shd w:val="clear" w:color="auto" w:fill="BEE68C"/>
           </w:tcPr>
           <w:p>
             <w:pPr>
@@ -8312,7 +8446,7 @@
                 <w:i w:val="0"/>
                 <w:sz w:val="20"/>
               </w:rPr>
-              <w:t>76%</w:t>
+              <w:t>78%</w:t>
             </w:r>
           </w:p>
         </w:tc>
@@ -8906,7 +9040,7 @@
               <w:bottom w:w="80" w:type="dxa"/>
               <w:right w:w="120" w:type="dxa"/>
             </w:tcMar>
-            <w:shd w:val="clear" w:color="auto" w:fill="CAE68C"/>
+            <w:shd w:val="clear" w:color="auto" w:fill="BEE68C"/>
           </w:tcPr>
           <w:p>
             <w:pPr>
@@ -8920,7 +9054,7 @@
                 <w:i w:val="0"/>
                 <w:sz w:val="20"/>
               </w:rPr>
-              <w:t>73%</w:t>
+              <w:t>78%</w:t>
             </w:r>
           </w:p>
         </w:tc>
@@ -9108,7 +9242,7 @@
               <w:bottom w:w="80" w:type="dxa"/>
               <w:right w:w="120" w:type="dxa"/>
             </w:tcMar>
-            <w:shd w:val="clear" w:color="auto" w:fill="EDE68C"/>
+            <w:shd w:val="clear" w:color="auto" w:fill="FFFF8C"/>
           </w:tcPr>
           <w:p>
             <w:pPr>
@@ -9122,7 +9256,7 @@
                 <w:i w:val="0"/>
                 <w:sz w:val="20"/>
               </w:rPr>
-              <w:t>58%</w:t>
+              <w:t>50%</w:t>
             </w:r>
           </w:p>
         </w:tc>
@@ -9209,7 +9343,7 @@
               <w:bottom w:w="80" w:type="dxa"/>
               <w:right w:w="120" w:type="dxa"/>
             </w:tcMar>
-            <w:shd w:val="clear" w:color="auto" w:fill="BCE68C"/>
+            <w:shd w:val="clear" w:color="auto" w:fill="D3E68C"/>
           </w:tcPr>
           <w:p>
             <w:pPr>
@@ -9223,7 +9357,7 @@
                 <w:i w:val="0"/>
                 <w:sz w:val="20"/>
               </w:rPr>
-              <w:t>79%</w:t>
+              <w:t>69%</w:t>
             </w:r>
           </w:p>
         </w:tc>
@@ -9310,7 +9444,7 @@
               <w:bottom w:w="80" w:type="dxa"/>
               <w:right w:w="120" w:type="dxa"/>
             </w:tcMar>
-            <w:shd w:val="clear" w:color="auto" w:fill="8CE68C"/>
+            <w:shd w:val="clear" w:color="auto" w:fill="93E68C"/>
           </w:tcPr>
           <w:p>
             <w:pPr>
@@ -9324,7 +9458,7 @@
                 <w:i w:val="0"/>
                 <w:sz w:val="20"/>
               </w:rPr>
-              <w:t>100%</w:t>
+              <w:t>97%</w:t>
             </w:r>
           </w:p>
         </w:tc>
@@ -9512,7 +9646,7 @@
               <w:bottom w:w="80" w:type="dxa"/>
               <w:right w:w="120" w:type="dxa"/>
             </w:tcMar>
-            <w:shd w:val="clear" w:color="auto" w:fill="FFD18C"/>
+            <w:shd w:val="clear" w:color="auto" w:fill="F7E68C"/>
           </w:tcPr>
           <w:p>
             <w:pPr>
@@ -9526,7 +9660,7 @@
                 <w:i w:val="0"/>
                 <w:sz w:val="20"/>
               </w:rPr>
-              <w:t>30%</w:t>
+              <w:t>53%</w:t>
             </w:r>
           </w:p>
         </w:tc>
@@ -9613,7 +9747,7 @@
               <w:bottom w:w="80" w:type="dxa"/>
               <w:right w:w="120" w:type="dxa"/>
             </w:tcMar>
-            <w:shd w:val="clear" w:color="auto" w:fill="E6E68C"/>
+            <w:shd w:val="clear" w:color="auto" w:fill="F7E68C"/>
           </w:tcPr>
           <w:p>
             <w:pPr>
@@ -9627,7 +9761,7 @@
                 <w:i w:val="0"/>
                 <w:sz w:val="20"/>
               </w:rPr>
-              <w:t>61%</w:t>
+              <w:t>53%</w:t>
             </w:r>
           </w:p>
         </w:tc>
@@ -9714,7 +9848,7 @@
               <w:bottom w:w="80" w:type="dxa"/>
               <w:right w:w="120" w:type="dxa"/>
             </w:tcMar>
-            <w:shd w:val="clear" w:color="auto" w:fill="FFB58C"/>
+            <w:shd w:val="clear" w:color="auto" w:fill="FFB78C"/>
           </w:tcPr>
           <w:p>
             <w:pPr>
@@ -9728,7 +9862,7 @@
                 <w:i w:val="0"/>
                 <w:sz w:val="20"/>
               </w:rPr>
-              <w:t>18%</w:t>
+              <w:t>19%</w:t>
             </w:r>
           </w:p>
         </w:tc>
@@ -9815,7 +9949,7 @@
               <w:bottom w:w="80" w:type="dxa"/>
               <w:right w:w="120" w:type="dxa"/>
             </w:tcMar>
-            <w:shd w:val="clear" w:color="auto" w:fill="FFCA8C"/>
+            <w:shd w:val="clear" w:color="auto" w:fill="FFDB8C"/>
           </w:tcPr>
           <w:p>
             <w:pPr>
@@ -9829,7 +9963,7 @@
                 <w:i w:val="0"/>
                 <w:sz w:val="20"/>
               </w:rPr>
-              <w:t>27%</w:t>
+              <w:t>34%</w:t>
             </w:r>
           </w:p>
         </w:tc>
@@ -9916,7 +10050,7 @@
               <w:bottom w:w="80" w:type="dxa"/>
               <w:right w:w="120" w:type="dxa"/>
             </w:tcMar>
-            <w:shd w:val="clear" w:color="auto" w:fill="B5E68C"/>
+            <w:shd w:val="clear" w:color="auto" w:fill="AFE68C"/>
           </w:tcPr>
           <w:p>
             <w:pPr>
@@ -9930,7 +10064,7 @@
                 <w:i w:val="0"/>
                 <w:sz w:val="20"/>
               </w:rPr>
-              <w:t>82%</w:t>
+              <w:t>84%</w:t>
             </w:r>
           </w:p>
         </w:tc>
@@ -10017,7 +10151,7 @@
               <w:bottom w:w="80" w:type="dxa"/>
               <w:right w:w="120" w:type="dxa"/>
             </w:tcMar>
-            <w:shd w:val="clear" w:color="auto" w:fill="D8E68C"/>
+            <w:shd w:val="clear" w:color="auto" w:fill="DBE68C"/>
           </w:tcPr>
           <w:p>
             <w:pPr>
@@ -10031,7 +10165,7 @@
                 <w:i w:val="0"/>
                 <w:sz w:val="20"/>
               </w:rPr>
-              <w:t>67%</w:t>
+              <w:t>66%</w:t>
             </w:r>
           </w:p>
         </w:tc>
@@ -10118,7 +10252,7 @@
               <w:bottom w:w="80" w:type="dxa"/>
               <w:right w:w="120" w:type="dxa"/>
             </w:tcMar>
-            <w:shd w:val="clear" w:color="auto" w:fill="FFD88C"/>
+            <w:shd w:val="clear" w:color="auto" w:fill="F0E68C"/>
           </w:tcPr>
           <w:p>
             <w:pPr>
@@ -10132,7 +10266,7 @@
                 <w:i w:val="0"/>
                 <w:sz w:val="20"/>
               </w:rPr>
-              <w:t>33%</w:t>
+              <w:t>56%</w:t>
             </w:r>
           </w:p>
         </w:tc>
@@ -10219,7 +10353,7 @@
               <w:bottom w:w="80" w:type="dxa"/>
               <w:right w:w="120" w:type="dxa"/>
             </w:tcMar>
-            <w:shd w:val="clear" w:color="auto" w:fill="FF938C"/>
+            <w:shd w:val="clear" w:color="auto" w:fill="FF9A8C"/>
           </w:tcPr>
           <w:p>
             <w:pPr>
@@ -10233,7 +10367,7 @@
                 <w:i w:val="0"/>
                 <w:sz w:val="20"/>
               </w:rPr>
-              <w:t>3%</w:t>
+              <w:t>6%</w:t>
             </w:r>
           </w:p>
         </w:tc>
@@ -10422,7 +10556,7 @@
               <w:bottom w:w="80" w:type="dxa"/>
               <w:right w:w="120" w:type="dxa"/>
             </w:tcMar>
-            <w:shd w:val="clear" w:color="auto" w:fill="FFC38C"/>
+            <w:shd w:val="clear" w:color="auto" w:fill="FFC58C"/>
           </w:tcPr>
           <w:p>
             <w:pPr>
@@ -10436,7 +10570,7 @@
                 <w:i w:val="0"/>
                 <w:sz w:val="20"/>
               </w:rPr>
-              <w:t>24%</w:t>
+              <w:t>25%</w:t>
             </w:r>
           </w:p>
         </w:tc>
@@ -10624,7 +10758,7 @@
               <w:bottom w:w="80" w:type="dxa"/>
               <w:right w:w="120" w:type="dxa"/>
             </w:tcMar>
-            <w:shd w:val="clear" w:color="auto" w:fill="FFE68C"/>
+            <w:shd w:val="clear" w:color="auto" w:fill="FFE28C"/>
           </w:tcPr>
           <w:p>
             <w:pPr>
@@ -10638,7 +10772,7 @@
                 <w:i w:val="0"/>
                 <w:sz w:val="20"/>
               </w:rPr>
-              <w:t>39%</w:t>
+              <w:t>38%</w:t>
             </w:r>
           </w:p>
         </w:tc>
@@ -10725,7 +10859,7 @@
               <w:bottom w:w="80" w:type="dxa"/>
               <w:right w:w="120" w:type="dxa"/>
             </w:tcMar>
-            <w:shd w:val="clear" w:color="auto" w:fill="FF8C8C"/>
+            <w:shd w:val="clear" w:color="auto" w:fill="FF938C"/>
           </w:tcPr>
           <w:p>
             <w:pPr>
@@ -10739,7 +10873,7 @@
                 <w:i w:val="0"/>
                 <w:sz w:val="20"/>
               </w:rPr>
-              <w:t>0%</w:t>
+              <w:t>3%</w:t>
             </w:r>
           </w:p>
         </w:tc>
@@ -10927,7 +11061,7 @@
               <w:bottom w:w="80" w:type="dxa"/>
               <w:right w:w="120" w:type="dxa"/>
             </w:tcMar>
-            <w:shd w:val="clear" w:color="auto" w:fill="FFA78C"/>
+            <w:shd w:val="clear" w:color="auto" w:fill="FFA88C"/>
           </w:tcPr>
           <w:p>
             <w:pPr>
@@ -11028,7 +11162,7 @@
               <w:bottom w:w="80" w:type="dxa"/>
               <w:right w:w="120" w:type="dxa"/>
             </w:tcMar>
-            <w:shd w:val="clear" w:color="auto" w:fill="FFC38C"/>
+            <w:shd w:val="clear" w:color="auto" w:fill="FFC58C"/>
           </w:tcPr>
           <w:p>
             <w:pPr>
@@ -11042,7 +11176,7 @@
                 <w:i w:val="0"/>
                 <w:sz w:val="20"/>
               </w:rPr>
-              <w:t>24%</w:t>
+              <w:t>25%</w:t>
             </w:r>
           </w:p>
         </w:tc>
@@ -11331,7 +11465,7 @@
               <w:bottom w:w="80" w:type="dxa"/>
               <w:right w:w="120" w:type="dxa"/>
             </w:tcMar>
-            <w:shd w:val="clear" w:color="auto" w:fill="FF8C8C"/>
+            <w:shd w:val="clear" w:color="auto" w:fill="FF938C"/>
           </w:tcPr>
           <w:p>
             <w:pPr>
@@ -11345,7 +11479,7 @@
                 <w:i w:val="0"/>
                 <w:sz w:val="20"/>
               </w:rPr>
-              <w:t>0%</w:t>
+              <w:t>3%</w:t>
             </w:r>
           </w:p>
         </w:tc>
@@ -11443,7 +11577,7 @@
               </w:rPr>
               <w:t>All studies</w:t>
               <w:br/>
-              <w:t>(n=33)</w:t>
+              <w:t>(n=32)</w:t>
             </w:r>
           </w:p>
         </w:tc>
@@ -11479,7 +11613,7 @@
               </w:rPr>
               <w:t>Pre-1980</w:t>
               <w:br/>
-              <w:t>(n=13)</w:t>
+              <w:t>(n=12)</w:t>
             </w:r>
           </w:p>
         </w:tc>
@@ -11717,7 +11851,7 @@
                 <w:i w:val="0"/>
                 <w:sz w:val="20"/>
               </w:rPr>
-              <w:t>30%</w:t>
+              <w:t>53%</w:t>
             </w:r>
           </w:p>
         </w:tc>
@@ -11750,7 +11884,7 @@
                 <w:i w:val="0"/>
                 <w:sz w:val="20"/>
               </w:rPr>
-              <w:t>15%</w:t>
+              <w:t>33%</w:t>
             </w:r>
           </w:p>
         </w:tc>
@@ -11783,7 +11917,7 @@
                 <w:i w:val="0"/>
                 <w:sz w:val="20"/>
               </w:rPr>
-              <w:t>40%</w:t>
+              <w:t>65%</w:t>
             </w:r>
           </w:p>
         </w:tc>
@@ -11851,7 +11985,7 @@
                 <w:i w:val="0"/>
                 <w:sz w:val="20"/>
               </w:rPr>
-              <w:t>61%</w:t>
+              <w:t>53%</w:t>
             </w:r>
           </w:p>
         </w:tc>
@@ -11884,7 +12018,7 @@
                 <w:i w:val="0"/>
                 <w:sz w:val="20"/>
               </w:rPr>
-              <w:t>38%</w:t>
+              <w:t>25%</w:t>
             </w:r>
           </w:p>
         </w:tc>
@@ -11917,7 +12051,7 @@
                 <w:i w:val="0"/>
                 <w:sz w:val="20"/>
               </w:rPr>
-              <w:t>75%</w:t>
+              <w:t>70%</w:t>
             </w:r>
           </w:p>
         </w:tc>
@@ -11985,7 +12119,7 @@
                 <w:i w:val="0"/>
                 <w:sz w:val="20"/>
               </w:rPr>
-              <w:t>18%</w:t>
+              <w:t>19%</w:t>
             </w:r>
           </w:p>
         </w:tc>
@@ -12119,7 +12253,7 @@
                 <w:i w:val="0"/>
                 <w:sz w:val="20"/>
               </w:rPr>
-              <w:t>27%</w:t>
+              <w:t>34%</w:t>
             </w:r>
           </w:p>
         </w:tc>
@@ -12152,7 +12286,7 @@
                 <w:i w:val="0"/>
                 <w:sz w:val="20"/>
               </w:rPr>
-              <w:t>0%</w:t>
+              <w:t>8%</w:t>
             </w:r>
           </w:p>
         </w:tc>
@@ -12185,7 +12319,7 @@
                 <w:i w:val="0"/>
                 <w:sz w:val="20"/>
               </w:rPr>
-              <w:t>45%</w:t>
+              <w:t>50%</w:t>
             </w:r>
           </w:p>
         </w:tc>
@@ -12253,7 +12387,7 @@
                 <w:i w:val="0"/>
                 <w:sz w:val="20"/>
               </w:rPr>
-              <w:t>82%</w:t>
+              <w:t>84%</w:t>
             </w:r>
           </w:p>
         </w:tc>
@@ -12286,7 +12420,7 @@
                 <w:i w:val="0"/>
                 <w:sz w:val="20"/>
               </w:rPr>
-              <w:t>69%</w:t>
+              <w:t>75%</w:t>
             </w:r>
           </w:p>
         </w:tc>
@@ -12387,7 +12521,7 @@
                 <w:i w:val="0"/>
                 <w:sz w:val="20"/>
               </w:rPr>
-              <w:t>67%</w:t>
+              <w:t>66%</w:t>
             </w:r>
           </w:p>
         </w:tc>
@@ -12521,7 +12655,7 @@
                 <w:i w:val="0"/>
                 <w:sz w:val="20"/>
               </w:rPr>
-              <w:t>33%</w:t>
+              <w:t>56%</w:t>
             </w:r>
           </w:p>
         </w:tc>
@@ -12554,7 +12688,7 @@
                 <w:i w:val="0"/>
                 <w:sz w:val="20"/>
               </w:rPr>
-              <w:t>15%</w:t>
+              <w:t>67%</w:t>
             </w:r>
           </w:p>
         </w:tc>
@@ -12587,7 +12721,7 @@
                 <w:i w:val="0"/>
                 <w:sz w:val="20"/>
               </w:rPr>
-              <w:t>45%</w:t>
+              <w:t>50%</w:t>
             </w:r>
           </w:p>
         </w:tc>
@@ -12655,7 +12789,7 @@
                 <w:i w:val="0"/>
                 <w:sz w:val="20"/>
               </w:rPr>
-              <w:t>3%</w:t>
+              <w:t>6%</w:t>
             </w:r>
           </w:p>
         </w:tc>
@@ -12688,7 +12822,7 @@
                 <w:i w:val="0"/>
                 <w:sz w:val="20"/>
               </w:rPr>
-              <w:t>8%</w:t>
+              <w:t>17%</w:t>
             </w:r>
           </w:p>
         </w:tc>
@@ -12830,7 +12964,7 @@
               </w:rPr>
               <w:t>All studies</w:t>
               <w:br/>
-              <w:t>(n=33)</w:t>
+              <w:t>(n=32)</w:t>
             </w:r>
           </w:p>
         </w:tc>
@@ -12866,7 +13000,7 @@
               </w:rPr>
               <w:t>Pre-1980</w:t>
               <w:br/>
-              <w:t>(n=13)</w:t>
+              <w:t>(n=12)</w:t>
             </w:r>
           </w:p>
         </w:tc>
@@ -13373,7 +13507,7 @@
                 <w:i w:val="0"/>
                 <w:sz w:val="20"/>
               </w:rPr>
-              <w:t>5 (15%)</w:t>
+              <w:t>5 (16%)</w:t>
             </w:r>
           </w:p>
         </w:tc>
@@ -13507,7 +13641,7 @@
                 <w:i w:val="0"/>
                 <w:sz w:val="20"/>
               </w:rPr>
-              <w:t>11 (33%)</w:t>
+              <w:t>10 (31%)</w:t>
             </w:r>
           </w:p>
         </w:tc>
@@ -13540,7 +13674,7 @@
                 <w:i w:val="0"/>
                 <w:sz w:val="20"/>
               </w:rPr>
-              <w:t>3 (23%)</w:t>
+              <w:t>3 (25%)</w:t>
             </w:r>
           </w:p>
         </w:tc>
@@ -13573,7 +13707,7 @@
                 <w:i w:val="0"/>
                 <w:sz w:val="20"/>
               </w:rPr>
-              <w:t>8 (40%)</w:t>
+              <w:t>7 (35%)</w:t>
             </w:r>
           </w:p>
         </w:tc>
@@ -13641,7 +13775,7 @@
                 <w:i w:val="0"/>
                 <w:sz w:val="20"/>
               </w:rPr>
-              <w:t>8 (24%)</w:t>
+              <w:t>7 (22%)</w:t>
             </w:r>
           </w:p>
         </w:tc>
@@ -13674,7 +13808,7 @@
                 <w:i w:val="0"/>
                 <w:sz w:val="20"/>
               </w:rPr>
-              <w:t>8 (62%)</w:t>
+              <w:t>7 (58%)</w:t>
             </w:r>
           </w:p>
         </w:tc>
@@ -13808,7 +13942,7 @@
                 <w:i w:val="0"/>
                 <w:sz w:val="20"/>
               </w:rPr>
-              <w:t>2 (15%)</w:t>
+              <w:t>2 (17%)</w:t>
             </w:r>
           </w:p>
         </w:tc>
@@ -14044,7 +14178,7 @@
                 <w:i w:val="0"/>
                 <w:sz w:val="20"/>
               </w:rPr>
-              <w:t>26 (79%)</w:t>
+              <w:t>24 (75%)</w:t>
             </w:r>
           </w:p>
         </w:tc>
@@ -14077,7 +14211,7 @@
                 <w:i w:val="0"/>
                 <w:sz w:val="20"/>
               </w:rPr>
-              <w:t>13 (100%)</w:t>
+              <w:t>12 (100%)</w:t>
             </w:r>
           </w:p>
         </w:tc>
@@ -14110,7 +14244,7 @@
                 <w:i w:val="0"/>
                 <w:sz w:val="20"/>
               </w:rPr>
-              <w:t>13 (65%)</w:t>
+              <w:t>12 (60%)</w:t>
             </w:r>
           </w:p>
         </w:tc>
@@ -14178,7 +14312,7 @@
                 <w:i w:val="0"/>
                 <w:sz w:val="20"/>
               </w:rPr>
-              <w:t>21 (64%)</w:t>
+              <w:t>19 (59%)</w:t>
             </w:r>
           </w:p>
         </w:tc>
@@ -14211,7 +14345,7 @@
                 <w:i w:val="0"/>
                 <w:sz w:val="20"/>
               </w:rPr>
-              <w:t>13 (100%)</w:t>
+              <w:t>12 (100%)</w:t>
             </w:r>
           </w:p>
         </w:tc>
@@ -14244,7 +14378,7 @@
                 <w:i w:val="0"/>
                 <w:sz w:val="20"/>
               </w:rPr>
-              <w:t>8 (40%)</w:t>
+              <w:t>7 (35%)</w:t>
             </w:r>
           </w:p>
         </w:tc>
@@ -14312,7 +14446,7 @@
                 <w:i w:val="0"/>
                 <w:sz w:val="20"/>
               </w:rPr>
-              <w:t>10 (30%)</w:t>
+              <w:t>9 (28%)</w:t>
             </w:r>
           </w:p>
         </w:tc>
@@ -14345,7 +14479,7 @@
                 <w:i w:val="0"/>
                 <w:sz w:val="20"/>
               </w:rPr>
-              <w:t>10 (77%)</w:t>
+              <w:t>9 (75%)</w:t>
             </w:r>
           </w:p>
         </w:tc>
@@ -14479,7 +14613,7 @@
                 <w:i w:val="0"/>
                 <w:sz w:val="20"/>
               </w:rPr>
-              <w:t>2 (15%)</w:t>
+              <w:t>2 (17%)</w:t>
             </w:r>
           </w:p>
         </w:tc>

--- a/tables/Alcohol_Descriptive_Analyses.docx
+++ b/tables/Alcohol_Descriptive_Analyses.docx
@@ -255,7 +255,7 @@
                 <w:i w:val="0"/>
                 <w:sz w:val="20"/>
               </w:rPr>
-              <w:t>33.5 (18.5–68.8)</w:t>
+              <w:t>42.0 (19.5–85.5)</w:t>
             </w:r>
           </w:p>
         </w:tc>
@@ -288,7 +288,7 @@
                 <w:i w:val="0"/>
                 <w:sz w:val="20"/>
               </w:rPr>
-              <w:t>64.5 (48.2–85.5)</w:t>
+              <w:t>68.5 (54.8–96.0)</w:t>
             </w:r>
           </w:p>
         </w:tc>
@@ -321,7 +321,7 @@
                 <w:i w:val="0"/>
                 <w:sz w:val="20"/>
               </w:rPr>
-              <w:t>29.0 (13.2–40.0)</w:t>
+              <w:t>29.0 (13.2–53.5)</w:t>
             </w:r>
           </w:p>
         </w:tc>
@@ -389,7 +389,7 @@
                 <w:i w:val="0"/>
                 <w:sz w:val="20"/>
               </w:rPr>
-              <w:t>1396</w:t>
+              <w:t>1671</w:t>
             </w:r>
           </w:p>
         </w:tc>
@@ -422,7 +422,7 @@
                 <w:i w:val="0"/>
                 <w:sz w:val="20"/>
               </w:rPr>
-              <w:t>708</w:t>
+              <w:t>902</w:t>
             </w:r>
           </w:p>
         </w:tc>
@@ -455,7 +455,7 @@
                 <w:i w:val="0"/>
                 <w:sz w:val="20"/>
               </w:rPr>
-              <w:t>688</w:t>
+              <w:t>769</w:t>
             </w:r>
           </w:p>
         </w:tc>
@@ -523,7 +523,7 @@
                 <w:i w:val="0"/>
                 <w:sz w:val="20"/>
               </w:rPr>
-              <w:t>6 (3–12)</w:t>
+              <w:t>6.0 (2.8–12.0)</w:t>
             </w:r>
           </w:p>
         </w:tc>
@@ -589,7 +589,7 @@
                 <w:i w:val="0"/>
                 <w:sz w:val="20"/>
               </w:rPr>
-              <w:t>3 (1–6)</w:t>
+              <w:t>3.0 (1.0–6.5)</w:t>
             </w:r>
           </w:p>
         </w:tc>
@@ -2804,7 +2804,7 @@
                 <w:i w:val="0"/>
                 <w:sz w:val="20"/>
               </w:rPr>
-              <w:t>85.9 (14.0), n=31</w:t>
+              <w:t>87.4 (13.6), n=31</w:t>
             </w:r>
           </w:p>
         </w:tc>
@@ -2837,7 +2837,7 @@
                 <w:i w:val="0"/>
                 <w:sz w:val="20"/>
               </w:rPr>
-              <w:t>81.1 (14.6), n=11</w:t>
+              <w:t>81.9 (15.4), n=11</w:t>
             </w:r>
           </w:p>
         </w:tc>
@@ -2870,7 +2870,7 @@
                 <w:i w:val="0"/>
                 <w:sz w:val="20"/>
               </w:rPr>
-              <w:t>88.6 (13.2), n=20</w:t>
+              <w:t>90.4 (11.8), n=20</w:t>
             </w:r>
           </w:p>
         </w:tc>
@@ -3924,7 +3924,7 @@
                 <w:i w:val="0"/>
                 <w:sz w:val="20"/>
               </w:rPr>
-              <w:t>56%</w:t>
+              <w:t>59%</w:t>
             </w:r>
           </w:p>
         </w:tc>
@@ -3957,7 +3957,7 @@
                 <w:i w:val="0"/>
                 <w:sz w:val="20"/>
               </w:rPr>
-              <w:t>42%</w:t>
+              <w:t>50%</w:t>
             </w:r>
           </w:p>
         </w:tc>
@@ -4058,7 +4058,7 @@
                 <w:i w:val="0"/>
                 <w:sz w:val="20"/>
               </w:rPr>
-              <w:t>47%</w:t>
+              <w:t>53%</w:t>
             </w:r>
           </w:p>
         </w:tc>
@@ -4091,7 +4091,7 @@
                 <w:i w:val="0"/>
                 <w:sz w:val="20"/>
               </w:rPr>
-              <w:t>33%</w:t>
+              <w:t>50%</w:t>
             </w:r>
           </w:p>
         </w:tc>
@@ -4192,7 +4192,7 @@
                 <w:i w:val="0"/>
                 <w:sz w:val="20"/>
               </w:rPr>
-              <w:t>34%</w:t>
+              <w:t>38%</w:t>
             </w:r>
           </w:p>
         </w:tc>
@@ -4225,7 +4225,7 @@
                 <w:i w:val="0"/>
                 <w:sz w:val="20"/>
               </w:rPr>
-              <w:t>8%</w:t>
+              <w:t>17%</w:t>
             </w:r>
           </w:p>
         </w:tc>
@@ -4460,7 +4460,7 @@
                 <w:i w:val="0"/>
                 <w:sz w:val="20"/>
               </w:rPr>
-              <w:t>44%</w:t>
+              <w:t>28%</w:t>
             </w:r>
           </w:p>
         </w:tc>
@@ -4493,7 +4493,7 @@
                 <w:i w:val="0"/>
                 <w:sz w:val="20"/>
               </w:rPr>
-              <w:t>8%</w:t>
+              <w:t>0%</w:t>
             </w:r>
           </w:p>
         </w:tc>
@@ -4526,7 +4526,7 @@
                 <w:i w:val="0"/>
                 <w:sz w:val="20"/>
               </w:rPr>
-              <w:t>65%</w:t>
+              <w:t>45%</w:t>
             </w:r>
           </w:p>
         </w:tc>
@@ -4594,7 +4594,7 @@
                 <w:i w:val="0"/>
                 <w:sz w:val="20"/>
               </w:rPr>
-              <w:t>72%</w:t>
+              <w:t>75%</w:t>
             </w:r>
           </w:p>
         </w:tc>
@@ -4660,7 +4660,7 @@
                 <w:i w:val="0"/>
                 <w:sz w:val="20"/>
               </w:rPr>
-              <w:t>85%</w:t>
+              <w:t>90%</w:t>
             </w:r>
           </w:p>
         </w:tc>
@@ -4728,7 +4728,7 @@
                 <w:i w:val="0"/>
                 <w:sz w:val="20"/>
               </w:rPr>
-              <w:t>69%</w:t>
+              <w:t>72%</w:t>
             </w:r>
           </w:p>
         </w:tc>
@@ -4761,7 +4761,7 @@
                 <w:i w:val="0"/>
                 <w:sz w:val="20"/>
               </w:rPr>
-              <w:t>17%</w:t>
+              <w:t>25%</w:t>
             </w:r>
           </w:p>
         </w:tc>
@@ -4996,7 +4996,7 @@
                 <w:i w:val="0"/>
                 <w:sz w:val="20"/>
               </w:rPr>
-              <w:t>78%</w:t>
+              <w:t>81%</w:t>
             </w:r>
           </w:p>
         </w:tc>
@@ -5029,7 +5029,7 @@
                 <w:i w:val="0"/>
                 <w:sz w:val="20"/>
               </w:rPr>
-              <w:t>50%</w:t>
+              <w:t>58%</w:t>
             </w:r>
           </w:p>
         </w:tc>
@@ -5130,7 +5130,7 @@
                 <w:i w:val="0"/>
                 <w:sz w:val="20"/>
               </w:rPr>
-              <w:t>50%</w:t>
+              <w:t>53%</w:t>
             </w:r>
           </w:p>
         </w:tc>
@@ -5196,7 +5196,7 @@
                 <w:i w:val="0"/>
                 <w:sz w:val="20"/>
               </w:rPr>
-              <w:t>70%</w:t>
+              <w:t>75%</w:t>
             </w:r>
           </w:p>
         </w:tc>
@@ -6006,7 +6006,7 @@
               <w:bottom w:w="80" w:type="dxa"/>
               <w:right w:w="120" w:type="dxa"/>
             </w:tcMar>
-            <w:shd w:val="clear" w:color="auto" w:fill="F0E68C"/>
+            <w:shd w:val="clear" w:color="auto" w:fill="E9E68C"/>
           </w:tcPr>
           <w:p>
             <w:pPr>
@@ -6020,7 +6020,7 @@
                 <w:i w:val="0"/>
                 <w:sz w:val="20"/>
               </w:rPr>
-              <w:t>56%</w:t>
+              <w:t>59%</w:t>
             </w:r>
           </w:p>
         </w:tc>
@@ -6107,7 +6107,7 @@
               <w:bottom w:w="80" w:type="dxa"/>
               <w:right w:w="120" w:type="dxa"/>
             </w:tcMar>
-            <w:shd w:val="clear" w:color="auto" w:fill="FFF78C"/>
+            <w:shd w:val="clear" w:color="auto" w:fill="F7E68C"/>
           </w:tcPr>
           <w:p>
             <w:pPr>
@@ -6121,7 +6121,7 @@
                 <w:i w:val="0"/>
                 <w:sz w:val="20"/>
               </w:rPr>
-              <w:t>47%</w:t>
+              <w:t>53%</w:t>
             </w:r>
           </w:p>
         </w:tc>
@@ -6208,7 +6208,7 @@
               <w:bottom w:w="80" w:type="dxa"/>
               <w:right w:w="120" w:type="dxa"/>
             </w:tcMar>
-            <w:shd w:val="clear" w:color="auto" w:fill="FFDB8C"/>
+            <w:shd w:val="clear" w:color="auto" w:fill="FFE28C"/>
           </w:tcPr>
           <w:p>
             <w:pPr>
@@ -6222,7 +6222,7 @@
                 <w:i w:val="0"/>
                 <w:sz w:val="20"/>
               </w:rPr>
-              <w:t>34%</w:t>
+              <w:t>38%</w:t>
             </w:r>
           </w:p>
         </w:tc>
@@ -6410,7 +6410,7 @@
               <w:bottom w:w="80" w:type="dxa"/>
               <w:right w:w="120" w:type="dxa"/>
             </w:tcMar>
-            <w:shd w:val="clear" w:color="auto" w:fill="9AE68C"/>
+            <w:shd w:val="clear" w:color="auto" w:fill="8CE68C"/>
           </w:tcPr>
           <w:p>
             <w:pPr>
@@ -6424,7 +6424,7 @@
                 <w:i w:val="0"/>
                 <w:sz w:val="20"/>
               </w:rPr>
-              <w:t>94%</w:t>
+              <w:t>100%</w:t>
             </w:r>
           </w:p>
         </w:tc>
@@ -6612,7 +6612,7 @@
               <w:bottom w:w="80" w:type="dxa"/>
               <w:right w:w="120" w:type="dxa"/>
             </w:tcMar>
-            <w:shd w:val="clear" w:color="auto" w:fill="FFF08C"/>
+            <w:shd w:val="clear" w:color="auto" w:fill="FFCC8C"/>
           </w:tcPr>
           <w:p>
             <w:pPr>
@@ -6626,7 +6626,7 @@
                 <w:i w:val="0"/>
                 <w:sz w:val="20"/>
               </w:rPr>
-              <w:t>44%</w:t>
+              <w:t>28%</w:t>
             </w:r>
           </w:p>
         </w:tc>
@@ -6713,7 +6713,7 @@
               <w:bottom w:w="80" w:type="dxa"/>
               <w:right w:w="120" w:type="dxa"/>
             </w:tcMar>
-            <w:shd w:val="clear" w:color="auto" w:fill="CCE68C"/>
+            <w:shd w:val="clear" w:color="auto" w:fill="C5E68C"/>
           </w:tcPr>
           <w:p>
             <w:pPr>
@@ -6727,7 +6727,7 @@
                 <w:i w:val="0"/>
                 <w:sz w:val="20"/>
               </w:rPr>
-              <w:t>72%</w:t>
+              <w:t>75%</w:t>
             </w:r>
           </w:p>
         </w:tc>
@@ -6814,7 +6814,7 @@
               <w:bottom w:w="80" w:type="dxa"/>
               <w:right w:w="120" w:type="dxa"/>
             </w:tcMar>
-            <w:shd w:val="clear" w:color="auto" w:fill="D3E68C"/>
+            <w:shd w:val="clear" w:color="auto" w:fill="CCE68C"/>
           </w:tcPr>
           <w:p>
             <w:pPr>
@@ -6828,7 +6828,7 @@
                 <w:i w:val="0"/>
                 <w:sz w:val="20"/>
               </w:rPr>
-              <w:t>69%</w:t>
+              <w:t>72%</w:t>
             </w:r>
           </w:p>
         </w:tc>
@@ -7016,7 +7016,7 @@
               <w:bottom w:w="80" w:type="dxa"/>
               <w:right w:w="120" w:type="dxa"/>
             </w:tcMar>
-            <w:shd w:val="clear" w:color="auto" w:fill="BEE68C"/>
+            <w:shd w:val="clear" w:color="auto" w:fill="B7E68C"/>
           </w:tcPr>
           <w:p>
             <w:pPr>
@@ -7030,7 +7030,7 @@
                 <w:i w:val="0"/>
                 <w:sz w:val="20"/>
               </w:rPr>
-              <w:t>78%</w:t>
+              <w:t>81%</w:t>
             </w:r>
           </w:p>
         </w:tc>
@@ -7117,7 +7117,7 @@
               <w:bottom w:w="80" w:type="dxa"/>
               <w:right w:w="120" w:type="dxa"/>
             </w:tcMar>
-            <w:shd w:val="clear" w:color="auto" w:fill="FFFF8C"/>
+            <w:shd w:val="clear" w:color="auto" w:fill="F7E68C"/>
           </w:tcPr>
           <w:p>
             <w:pPr>
@@ -7131,7 +7131,7 @@
                 <w:i w:val="0"/>
                 <w:sz w:val="20"/>
               </w:rPr>
-              <w:t>50%</w:t>
+              <w:t>53%</w:t>
             </w:r>
           </w:p>
         </w:tc>
@@ -8027,7 +8027,7 @@
               <w:bottom w:w="80" w:type="dxa"/>
               <w:right w:w="120" w:type="dxa"/>
             </w:tcMar>
-            <w:shd w:val="clear" w:color="auto" w:fill="FFC58C"/>
+            <w:shd w:val="clear" w:color="auto" w:fill="FFB78C"/>
           </w:tcPr>
           <w:p>
             <w:pPr>
@@ -8041,7 +8041,7 @@
                 <w:i w:val="0"/>
                 <w:sz w:val="20"/>
               </w:rPr>
-              <w:t>25%</w:t>
+              <w:t>19%</w:t>
             </w:r>
           </w:p>
         </w:tc>
@@ -8331,7 +8331,7 @@
               <w:bottom w:w="80" w:type="dxa"/>
               <w:right w:w="120" w:type="dxa"/>
             </w:tcMar>
-            <w:shd w:val="clear" w:color="auto" w:fill="A1E68C"/>
+            <w:shd w:val="clear" w:color="auto" w:fill="A8E68C"/>
           </w:tcPr>
           <w:p>
             <w:pPr>
@@ -8345,7 +8345,7 @@
                 <w:i w:val="0"/>
                 <w:sz w:val="20"/>
               </w:rPr>
-              <w:t>91%</w:t>
+              <w:t>88%</w:t>
             </w:r>
           </w:p>
         </w:tc>
@@ -8432,7 +8432,7 @@
               <w:bottom w:w="80" w:type="dxa"/>
               <w:right w:w="120" w:type="dxa"/>
             </w:tcMar>
-            <w:shd w:val="clear" w:color="auto" w:fill="BEE68C"/>
+            <w:shd w:val="clear" w:color="auto" w:fill="B7E68C"/>
           </w:tcPr>
           <w:p>
             <w:pPr>
@@ -8446,7 +8446,7 @@
                 <w:i w:val="0"/>
                 <w:sz w:val="20"/>
               </w:rPr>
-              <w:t>78%</w:t>
+              <w:t>81%</w:t>
             </w:r>
           </w:p>
         </w:tc>
@@ -9141,7 +9141,7 @@
               <w:bottom w:w="80" w:type="dxa"/>
               <w:right w:w="120" w:type="dxa"/>
             </w:tcMar>
-            <w:shd w:val="clear" w:color="auto" w:fill="93E68C"/>
+            <w:shd w:val="clear" w:color="auto" w:fill="8CE68C"/>
           </w:tcPr>
           <w:p>
             <w:pPr>
@@ -9155,7 +9155,7 @@
                 <w:i w:val="0"/>
                 <w:sz w:val="20"/>
               </w:rPr>
-              <w:t>97%</w:t>
+              <w:t>100%</w:t>
             </w:r>
           </w:p>
         </w:tc>
@@ -9242,7 +9242,7 @@
               <w:bottom w:w="80" w:type="dxa"/>
               <w:right w:w="120" w:type="dxa"/>
             </w:tcMar>
-            <w:shd w:val="clear" w:color="auto" w:fill="FFFF8C"/>
+            <w:shd w:val="clear" w:color="auto" w:fill="E2E68C"/>
           </w:tcPr>
           <w:p>
             <w:pPr>
@@ -9256,7 +9256,7 @@
                 <w:i w:val="0"/>
                 <w:sz w:val="20"/>
               </w:rPr>
-              <w:t>50%</w:t>
+              <w:t>62%</w:t>
             </w:r>
           </w:p>
         </w:tc>
@@ -9343,7 +9343,7 @@
               <w:bottom w:w="80" w:type="dxa"/>
               <w:right w:w="120" w:type="dxa"/>
             </w:tcMar>
-            <w:shd w:val="clear" w:color="auto" w:fill="D3E68C"/>
+            <w:shd w:val="clear" w:color="auto" w:fill="C5E68C"/>
           </w:tcPr>
           <w:p>
             <w:pPr>
@@ -9357,7 +9357,7 @@
                 <w:i w:val="0"/>
                 <w:sz w:val="20"/>
               </w:rPr>
-              <w:t>69%</w:t>
+              <w:t>75%</w:t>
             </w:r>
           </w:p>
         </w:tc>
@@ -9444,7 +9444,7 @@
               <w:bottom w:w="80" w:type="dxa"/>
               <w:right w:w="120" w:type="dxa"/>
             </w:tcMar>
-            <w:shd w:val="clear" w:color="auto" w:fill="93E68C"/>
+            <w:shd w:val="clear" w:color="auto" w:fill="8CE68C"/>
           </w:tcPr>
           <w:p>
             <w:pPr>
@@ -9458,7 +9458,7 @@
                 <w:i w:val="0"/>
                 <w:sz w:val="20"/>
               </w:rPr>
-              <w:t>97%</w:t>
+              <w:t>100%</w:t>
             </w:r>
           </w:p>
         </w:tc>
@@ -9747,7 +9747,7 @@
               <w:bottom w:w="80" w:type="dxa"/>
               <w:right w:w="120" w:type="dxa"/>
             </w:tcMar>
-            <w:shd w:val="clear" w:color="auto" w:fill="F7E68C"/>
+            <w:shd w:val="clear" w:color="auto" w:fill="F0E68C"/>
           </w:tcPr>
           <w:p>
             <w:pPr>
@@ -9761,7 +9761,7 @@
                 <w:i w:val="0"/>
                 <w:sz w:val="20"/>
               </w:rPr>
-              <w:t>53%</w:t>
+              <w:t>56%</w:t>
             </w:r>
           </w:p>
         </w:tc>
@@ -9949,7 +9949,7 @@
               <w:bottom w:w="80" w:type="dxa"/>
               <w:right w:w="120" w:type="dxa"/>
             </w:tcMar>
-            <w:shd w:val="clear" w:color="auto" w:fill="FFDB8C"/>
+            <w:shd w:val="clear" w:color="auto" w:fill="FFE28C"/>
           </w:tcPr>
           <w:p>
             <w:pPr>
@@ -9963,7 +9963,7 @@
                 <w:i w:val="0"/>
                 <w:sz w:val="20"/>
               </w:rPr>
-              <w:t>34%</w:t>
+              <w:t>38%</w:t>
             </w:r>
           </w:p>
         </w:tc>
@@ -10151,7 +10151,7 @@
               <w:bottom w:w="80" w:type="dxa"/>
               <w:right w:w="120" w:type="dxa"/>
             </w:tcMar>
-            <w:shd w:val="clear" w:color="auto" w:fill="DBE68C"/>
+            <w:shd w:val="clear" w:color="auto" w:fill="D3E68C"/>
           </w:tcPr>
           <w:p>
             <w:pPr>
@@ -10165,7 +10165,7 @@
                 <w:i w:val="0"/>
                 <w:sz w:val="20"/>
               </w:rPr>
-              <w:t>66%</w:t>
+              <w:t>69%</w:t>
             </w:r>
           </w:p>
         </w:tc>
@@ -11985,7 +11985,7 @@
                 <w:i w:val="0"/>
                 <w:sz w:val="20"/>
               </w:rPr>
-              <w:t>53%</w:t>
+              <w:t>56%</w:t>
             </w:r>
           </w:p>
         </w:tc>
@@ -12051,7 +12051,7 @@
                 <w:i w:val="0"/>
                 <w:sz w:val="20"/>
               </w:rPr>
-              <w:t>70%</w:t>
+              <w:t>75%</w:t>
             </w:r>
           </w:p>
         </w:tc>
@@ -12253,7 +12253,7 @@
                 <w:i w:val="0"/>
                 <w:sz w:val="20"/>
               </w:rPr>
-              <w:t>34%</w:t>
+              <w:t>38%</w:t>
             </w:r>
           </w:p>
         </w:tc>
@@ -12319,7 +12319,7 @@
                 <w:i w:val="0"/>
                 <w:sz w:val="20"/>
               </w:rPr>
-              <w:t>50%</w:t>
+              <w:t>55%</w:t>
             </w:r>
           </w:p>
         </w:tc>
@@ -12521,7 +12521,7 @@
                 <w:i w:val="0"/>
                 <w:sz w:val="20"/>
               </w:rPr>
-              <w:t>66%</w:t>
+              <w:t>69%</w:t>
             </w:r>
           </w:p>
         </w:tc>
@@ -12554,7 +12554,7 @@
                 <w:i w:val="0"/>
                 <w:sz w:val="20"/>
               </w:rPr>
-              <w:t>92%</w:t>
+              <w:t>100%</w:t>
             </w:r>
           </w:p>
         </w:tc>
@@ -13373,7 +13373,7 @@
                 <w:i w:val="0"/>
                 <w:sz w:val="20"/>
               </w:rPr>
-              <w:t>4 (12%)</w:t>
+              <w:t>5 (16%)</w:t>
             </w:r>
           </w:p>
         </w:tc>
@@ -13439,7 +13439,7 @@
                 <w:i w:val="0"/>
                 <w:sz w:val="20"/>
               </w:rPr>
-              <w:t>4 (20%)</w:t>
+              <w:t>5 (25%)</w:t>
             </w:r>
           </w:p>
         </w:tc>
@@ -13507,7 +13507,7 @@
                 <w:i w:val="0"/>
                 <w:sz w:val="20"/>
               </w:rPr>
-              <w:t>5 (16%)</w:t>
+              <w:t>4 (12%)</w:t>
             </w:r>
           </w:p>
         </w:tc>
@@ -13573,7 +13573,7 @@
                 <w:i w:val="0"/>
                 <w:sz w:val="20"/>
               </w:rPr>
-              <w:t>5 (25%)</w:t>
+              <w:t>4 (20%)</w:t>
             </w:r>
           </w:p>
         </w:tc>
@@ -13641,7 +13641,7 @@
                 <w:i w:val="0"/>
                 <w:sz w:val="20"/>
               </w:rPr>
-              <w:t>10 (31%)</w:t>
+              <w:t>11 (34%)</w:t>
             </w:r>
           </w:p>
         </w:tc>
@@ -13707,7 +13707,7 @@
                 <w:i w:val="0"/>
                 <w:sz w:val="20"/>
               </w:rPr>
-              <w:t>7 (35%)</w:t>
+              <w:t>8 (40%)</w:t>
             </w:r>
           </w:p>
         </w:tc>
@@ -14312,7 +14312,7 @@
                 <w:i w:val="0"/>
                 <w:sz w:val="20"/>
               </w:rPr>
-              <w:t>19 (59%)</w:t>
+              <w:t>20 (62%)</w:t>
             </w:r>
           </w:p>
         </w:tc>
@@ -14378,7 +14378,7 @@
                 <w:i w:val="0"/>
                 <w:sz w:val="20"/>
               </w:rPr>
-              <w:t>7 (35%)</w:t>
+              <w:t>8 (40%)</w:t>
             </w:r>
           </w:p>
         </w:tc>

--- a/tables/Alcohol_Descriptive_Analyses.docx
+++ b/tables/Alcohol_Descriptive_Analyses.docx
@@ -7401,7 +7401,7 @@
                 <w:i w:val="0"/>
                 <w:sz w:val="20"/>
               </w:rPr>
-              <w:t xml:space="preserve">    Baseline severity reported</w:t>
+              <w:t xml:space="preserve">    Baseline status reported</w:t>
             </w:r>
           </w:p>
         </w:tc>
@@ -7421,7 +7421,7 @@
               <w:bottom w:w="80" w:type="dxa"/>
               <w:right w:w="120" w:type="dxa"/>
             </w:tcMar>
-            <w:shd w:val="clear" w:color="auto" w:fill="D3E68C"/>
+            <w:shd w:val="clear" w:color="auto" w:fill="93E68C"/>
           </w:tcPr>
           <w:p>
             <w:pPr>
@@ -7435,7 +7435,7 @@
                 <w:i w:val="0"/>
                 <w:sz w:val="20"/>
               </w:rPr>
-              <w:t>69%</w:t>
+              <w:t>97%</w:t>
             </w:r>
           </w:p>
         </w:tc>
